--- a/docs/Курсовой_Спортивный_клуб.docx
+++ b/docs/Курсовой_Спортивный_клуб.docx
@@ -1337,7 +1337,7 @@
           <w:b w:val="0"/>
           <w:i w:val="0"/>
         </w:rPr>
-        <w:t>Выбран Python 3.12+ с фреймворком Django 5.2 LTS и СУБД SQLite — набор, используемый в курсе. Django предоставляет ORM, миграции, систему аутентификации и групп, защиту от CSRF/XSS/SQL-инъекций и тестовый клиент. SQLite поддерживает триггеры и CHECK-ограничения, что позволяет реализовать серверную часть задания средствами самой СУБД. Тестирование выполняется встроенным раннером Django, покрытие измеряется coverage.py, CI — GitHub Actions.</w:t>
+        <w:t>Выбран Python 3.9+ с фреймворком Django (поддерживаются 4.2 LTS и 5.2) и СУБД SQLite — набор, используемый в курсе. Django предоставляет ORM, миграции, систему аутентификации и групп, защиту от CSRF/XSS/SQL-инъекций и тестовый клиент. SQLite поддерживает триггеры и CHECK-ограничения, что позволяет реализовать серверную часть задания средствами самой СУБД. Тестирование выполняется встроенным раннером Django, покрытие измеряется coverage.py, CI — GitHub Actions.</w:t>
       </w:r>
     </w:p>
     <w:p>
@@ -3885,7 +3885,7 @@
       <w:r>
         <w:drawing>
           <wp:inline xmlns:a="http://schemas.openxmlformats.org/drawingml/2006/main" xmlns:pic="http://schemas.openxmlformats.org/drawingml/2006/picture">
-            <wp:extent cx="4320000" cy="2984727"/>
+            <wp:extent cx="4320000" cy="2632500"/>
             <wp:docPr id="2" name="Picture 2"/>
             <wp:cNvGraphicFramePr>
               <a:graphicFrameLocks noChangeAspect="1"/>
@@ -3906,7 +3906,7 @@
                   <pic:spPr>
                     <a:xfrm>
                       <a:off x="0" y="0"/>
-                      <a:ext cx="4320000" cy="2984727"/>
+                      <a:ext cx="4320000" cy="2632500"/>
                     </a:xfrm>
                     <a:prstGeom prst="rect"/>
                   </pic:spPr>
@@ -3938,7 +3938,7 @@
       <w:r>
         <w:drawing>
           <wp:inline xmlns:a="http://schemas.openxmlformats.org/drawingml/2006/main" xmlns:pic="http://schemas.openxmlformats.org/drawingml/2006/picture">
-            <wp:extent cx="4680000" cy="3233455"/>
+            <wp:extent cx="4680000" cy="2851875"/>
             <wp:docPr id="3" name="Picture 3"/>
             <wp:cNvGraphicFramePr>
               <a:graphicFrameLocks noChangeAspect="1"/>
@@ -3959,7 +3959,7 @@
                   <pic:spPr>
                     <a:xfrm>
                       <a:off x="0" y="0"/>
-                      <a:ext cx="4680000" cy="3233455"/>
+                      <a:ext cx="4680000" cy="2851875"/>
                     </a:xfrm>
                     <a:prstGeom prst="rect"/>
                   </pic:spPr>
@@ -3979,7 +3979,7 @@
           <w:b w:val="0"/>
           <w:i w:val="0"/>
         </w:rPr>
-        <w:t>Рисунок 3 – Главное меню оператора</w:t>
+        <w:t>Рисунок 3 – Главное меню оператора (боковая навигация, статистика)</w:t>
       </w:r>
     </w:p>
     <w:p>
@@ -3991,7 +3991,7 @@
       <w:r>
         <w:drawing>
           <wp:inline xmlns:a="http://schemas.openxmlformats.org/drawingml/2006/main" xmlns:pic="http://schemas.openxmlformats.org/drawingml/2006/picture">
-            <wp:extent cx="4680000" cy="3233455"/>
+            <wp:extent cx="4680000" cy="2851875"/>
             <wp:docPr id="4" name="Picture 4"/>
             <wp:cNvGraphicFramePr>
               <a:graphicFrameLocks noChangeAspect="1"/>
@@ -4012,7 +4012,7 @@
                   <pic:spPr>
                     <a:xfrm>
                       <a:off x="0" y="0"/>
-                      <a:ext cx="4680000" cy="3233455"/>
+                      <a:ext cx="4680000" cy="2851875"/>
                     </a:xfrm>
                     <a:prstGeom prst="rect"/>
                   </pic:spPr>
@@ -4044,7 +4044,7 @@
       <w:r>
         <w:drawing>
           <wp:inline xmlns:a="http://schemas.openxmlformats.org/drawingml/2006/main" xmlns:pic="http://schemas.openxmlformats.org/drawingml/2006/picture">
-            <wp:extent cx="5040000" cy="3482182"/>
+            <wp:extent cx="5040000" cy="3071250"/>
             <wp:docPr id="5" name="Picture 5"/>
             <wp:cNvGraphicFramePr>
               <a:graphicFrameLocks noChangeAspect="1"/>
@@ -4065,7 +4065,7 @@
                   <pic:spPr>
                     <a:xfrm>
                       <a:off x="0" y="0"/>
-                      <a:ext cx="5040000" cy="3482182"/>
+                      <a:ext cx="5040000" cy="3071250"/>
                     </a:xfrm>
                     <a:prstGeom prst="rect"/>
                   </pic:spPr>
@@ -4097,7 +4097,7 @@
       <w:r>
         <w:drawing>
           <wp:inline xmlns:a="http://schemas.openxmlformats.org/drawingml/2006/main" xmlns:pic="http://schemas.openxmlformats.org/drawingml/2006/picture">
-            <wp:extent cx="4680000" cy="3233455"/>
+            <wp:extent cx="4680000" cy="2851875"/>
             <wp:docPr id="6" name="Picture 6"/>
             <wp:cNvGraphicFramePr>
               <a:graphicFrameLocks noChangeAspect="1"/>
@@ -4118,7 +4118,7 @@
                   <pic:spPr>
                     <a:xfrm>
                       <a:off x="0" y="0"/>
-                      <a:ext cx="4680000" cy="3233455"/>
+                      <a:ext cx="4680000" cy="2851875"/>
                     </a:xfrm>
                     <a:prstGeom prst="rect"/>
                   </pic:spPr>
@@ -4150,7 +4150,7 @@
       <w:r>
         <w:drawing>
           <wp:inline xmlns:a="http://schemas.openxmlformats.org/drawingml/2006/main" xmlns:pic="http://schemas.openxmlformats.org/drawingml/2006/picture">
-            <wp:extent cx="5040000" cy="3482182"/>
+            <wp:extent cx="5040000" cy="3071250"/>
             <wp:docPr id="7" name="Picture 7"/>
             <wp:cNvGraphicFramePr>
               <a:graphicFrameLocks noChangeAspect="1"/>
@@ -4171,7 +4171,7 @@
                   <pic:spPr>
                     <a:xfrm>
                       <a:off x="0" y="0"/>
-                      <a:ext cx="5040000" cy="3482182"/>
+                      <a:ext cx="5040000" cy="3071250"/>
                     </a:xfrm>
                     <a:prstGeom prst="rect"/>
                   </pic:spPr>
@@ -4203,7 +4203,7 @@
       <w:r>
         <w:drawing>
           <wp:inline xmlns:a="http://schemas.openxmlformats.org/drawingml/2006/main" xmlns:pic="http://schemas.openxmlformats.org/drawingml/2006/picture">
-            <wp:extent cx="5040000" cy="3482182"/>
+            <wp:extent cx="5040000" cy="3071250"/>
             <wp:docPr id="8" name="Picture 8"/>
             <wp:cNvGraphicFramePr>
               <a:graphicFrameLocks noChangeAspect="1"/>
@@ -4224,7 +4224,7 @@
                   <pic:spPr>
                     <a:xfrm>
                       <a:off x="0" y="0"/>
-                      <a:ext cx="5040000" cy="3482182"/>
+                      <a:ext cx="5040000" cy="3071250"/>
                     </a:xfrm>
                     <a:prstGeom prst="rect"/>
                   </pic:spPr>
@@ -4256,7 +4256,7 @@
       <w:r>
         <w:drawing>
           <wp:inline xmlns:a="http://schemas.openxmlformats.org/drawingml/2006/main" xmlns:pic="http://schemas.openxmlformats.org/drawingml/2006/picture">
-            <wp:extent cx="5040000" cy="3482182"/>
+            <wp:extent cx="5040000" cy="3071250"/>
             <wp:docPr id="9" name="Picture 9"/>
             <wp:cNvGraphicFramePr>
               <a:graphicFrameLocks noChangeAspect="1"/>
@@ -4277,7 +4277,7 @@
                   <pic:spPr>
                     <a:xfrm>
                       <a:off x="0" y="0"/>
-                      <a:ext cx="5040000" cy="3482182"/>
+                      <a:ext cx="5040000" cy="3071250"/>
                     </a:xfrm>
                     <a:prstGeom prst="rect"/>
                   </pic:spPr>
@@ -4317,7 +4317,7 @@
       <w:r>
         <w:drawing>
           <wp:inline xmlns:a="http://schemas.openxmlformats.org/drawingml/2006/main" xmlns:pic="http://schemas.openxmlformats.org/drawingml/2006/picture">
-            <wp:extent cx="5040000" cy="3482182"/>
+            <wp:extent cx="5040000" cy="3071250"/>
             <wp:docPr id="10" name="Picture 10"/>
             <wp:cNvGraphicFramePr>
               <a:graphicFrameLocks noChangeAspect="1"/>
@@ -4338,7 +4338,7 @@
                   <pic:spPr>
                     <a:xfrm>
                       <a:off x="0" y="0"/>
-                      <a:ext cx="5040000" cy="3482182"/>
+                      <a:ext cx="5040000" cy="3071250"/>
                     </a:xfrm>
                     <a:prstGeom prst="rect"/>
                   </pic:spPr>
@@ -4370,7 +4370,7 @@
       <w:r>
         <w:drawing>
           <wp:inline xmlns:a="http://schemas.openxmlformats.org/drawingml/2006/main" xmlns:pic="http://schemas.openxmlformats.org/drawingml/2006/picture">
-            <wp:extent cx="5040000" cy="3482182"/>
+            <wp:extent cx="5040000" cy="3071250"/>
             <wp:docPr id="11" name="Picture 11"/>
             <wp:cNvGraphicFramePr>
               <a:graphicFrameLocks noChangeAspect="1"/>
@@ -4391,7 +4391,7 @@
                   <pic:spPr>
                     <a:xfrm>
                       <a:off x="0" y="0"/>
-                      <a:ext cx="5040000" cy="3482182"/>
+                      <a:ext cx="5040000" cy="3071250"/>
                     </a:xfrm>
                     <a:prstGeom prst="rect"/>
                   </pic:spPr>
@@ -4423,7 +4423,7 @@
       <w:r>
         <w:drawing>
           <wp:inline xmlns:a="http://schemas.openxmlformats.org/drawingml/2006/main" xmlns:pic="http://schemas.openxmlformats.org/drawingml/2006/picture">
-            <wp:extent cx="5040000" cy="3482182"/>
+            <wp:extent cx="5040000" cy="3071250"/>
             <wp:docPr id="12" name="Picture 12"/>
             <wp:cNvGraphicFramePr>
               <a:graphicFrameLocks noChangeAspect="1"/>
@@ -4444,7 +4444,7 @@
                   <pic:spPr>
                     <a:xfrm>
                       <a:off x="0" y="0"/>
-                      <a:ext cx="5040000" cy="3482182"/>
+                      <a:ext cx="5040000" cy="3071250"/>
                     </a:xfrm>
                     <a:prstGeom prst="rect"/>
                   </pic:spPr>
@@ -4476,7 +4476,7 @@
       <w:r>
         <w:drawing>
           <wp:inline xmlns:a="http://schemas.openxmlformats.org/drawingml/2006/main" xmlns:pic="http://schemas.openxmlformats.org/drawingml/2006/picture">
-            <wp:extent cx="5040000" cy="3482182"/>
+            <wp:extent cx="5040000" cy="3071250"/>
             <wp:docPr id="13" name="Picture 13"/>
             <wp:cNvGraphicFramePr>
               <a:graphicFrameLocks noChangeAspect="1"/>
@@ -4497,7 +4497,7 @@
                   <pic:spPr>
                     <a:xfrm>
                       <a:off x="0" y="0"/>
-                      <a:ext cx="5040000" cy="3482182"/>
+                      <a:ext cx="5040000" cy="3071250"/>
                     </a:xfrm>
                     <a:prstGeom prst="rect"/>
                   </pic:spPr>
@@ -4565,7 +4565,7 @@
           <w:b w:val="0"/>
           <w:i w:val="0"/>
         </w:rPr>
-        <w:t>Реализовано 53 автоматических теста (таблица 5). Особое внимание уделено серверной логике: триггеры проверяются обращением к реальной БД, а не мокированием, включая граничные случаи — ровно 10 человек в группе, одиннадцатый, отменённая запись, повторная активация записи в заполненную группу.</w:t>
+        <w:t>Реализовано 58 автоматических тестов (таблица 5). Особое внимание уделено серверной логике: триггеры проверяются обращением к реальной БД, а не мокированием, включая граничные случаи — ровно 10 человек в группе, одиннадцатый, отменённая запись, повторная активация записи в заполненную группу.</w:t>
       </w:r>
     </w:p>
     <w:p>
@@ -4776,6 +4776,59 @@
               <w:rPr>
                 <w:sz w:val="22"/>
               </w:rPr>
+              <w:t>test_seed.py</w:t>
+            </w:r>
+          </w:p>
+        </w:tc>
+        <w:tc>
+          <w:tcPr>
+            <w:tcW w:type="dxa" w:w="964"/>
+          </w:tcPr>
+          <w:p>
+            <w:pPr>
+              <w:spacing w:line="240" w:lineRule="auto"/>
+            </w:pPr>
+            <w:r/>
+            <w:r>
+              <w:rPr>
+                <w:sz w:val="22"/>
+              </w:rPr>
+              <w:t>5</w:t>
+            </w:r>
+          </w:p>
+        </w:tc>
+        <w:tc>
+          <w:tcPr>
+            <w:tcW w:type="dxa" w:w="6520"/>
+          </w:tcPr>
+          <w:p>
+            <w:pPr>
+              <w:spacing w:line="240" w:lineRule="auto"/>
+            </w:pPr>
+            <w:r/>
+            <w:r>
+              <w:rPr>
+                <w:sz w:val="22"/>
+              </w:rPr>
+              <w:t>Команда seed_demo: демо-данные и роли, идемпотентность, создание суперпользователя, главная со статистикой</w:t>
+            </w:r>
+          </w:p>
+        </w:tc>
+      </w:tr>
+      <w:tr>
+        <w:tc>
+          <w:tcPr>
+            <w:tcW w:type="dxa" w:w="2438"/>
+          </w:tcPr>
+          <w:p>
+            <w:pPr>
+              <w:spacing w:line="240" w:lineRule="auto"/>
+            </w:pPr>
+            <w:r/>
+            <w:r>
+              <w:rPr>
+                <w:sz w:val="22"/>
+              </w:rPr>
               <w:t>test_views.py</w:t>
             </w:r>
           </w:p>
@@ -4832,7 +4885,7 @@
           <w:b w:val="0"/>
           <w:i w:val="0"/>
         </w:rPr>
-        <w:t>Результат: Ran 53 tests — OK. Покрытие кода (coverage.py): итоговое 87 % (таблица 6); без служебной команды seed_demo — около 97 %.</w:t>
+        <w:t>Результат: Ran 58 tests — OK. Покрытие кода (coverage.py) — 97 % (таблица 6).</w:t>
       </w:r>
     </w:p>
     <w:p>
@@ -4857,10 +4910,10 @@
         <w:tblLook w:firstColumn="1" w:firstRow="1" w:lastColumn="0" w:lastRow="0" w:noHBand="0" w:noVBand="1" w:val="04A0"/>
       </w:tblPr>
       <w:tblGrid>
-        <w:gridCol w:w="3969"/>
+        <w:gridCol w:w="4535"/>
         <w:gridCol w:w="1701"/>
         <w:gridCol w:w="1701"/>
-        <w:gridCol w:w="2551"/>
+        <w:gridCol w:w="1984"/>
       </w:tblGrid>
       <w:tr>
         <w:trPr>
@@ -4868,7 +4921,7 @@
         </w:trPr>
         <w:tc>
           <w:tcPr>
-            <w:tcW w:type="dxa" w:w="3969"/>
+            <w:tcW w:type="dxa" w:w="4535"/>
             <w:shd w:val="clear" w:fill="D9E2F3"/>
           </w:tcPr>
           <w:p>
@@ -4925,7 +4978,7 @@
         </w:tc>
         <w:tc>
           <w:tcPr>
-            <w:tcW w:type="dxa" w:w="2551"/>
+            <w:tcW w:type="dxa" w:w="1984"/>
             <w:shd w:val="clear" w:fill="D9E2F3"/>
           </w:tcPr>
           <w:p>
@@ -4946,7 +4999,7 @@
       <w:tr>
         <w:tc>
           <w:tcPr>
-            <w:tcW w:type="dxa" w:w="3969"/>
+            <w:tcW w:type="dxa" w:w="4535"/>
           </w:tcPr>
           <w:p>
             <w:pPr>
@@ -4974,7 +5027,7 @@
               <w:rPr>
                 <w:sz w:val="22"/>
               </w:rPr>
-              <w:t>122</w:t>
+              <w:t>123</w:t>
             </w:r>
           </w:p>
         </w:tc>
@@ -4997,7 +5050,7 @@
         </w:tc>
         <w:tc>
           <w:tcPr>
-            <w:tcW w:type="dxa" w:w="2551"/>
+            <w:tcW w:type="dxa" w:w="1984"/>
           </w:tcPr>
           <w:p>
             <w:pPr>
@@ -5016,7 +5069,7 @@
       <w:tr>
         <w:tc>
           <w:tcPr>
-            <w:tcW w:type="dxa" w:w="3969"/>
+            <w:tcW w:type="dxa" w:w="4535"/>
           </w:tcPr>
           <w:p>
             <w:pPr>
@@ -5067,7 +5120,7 @@
         </w:tc>
         <w:tc>
           <w:tcPr>
-            <w:tcW w:type="dxa" w:w="2551"/>
+            <w:tcW w:type="dxa" w:w="1984"/>
           </w:tcPr>
           <w:p>
             <w:pPr>
@@ -5086,7 +5139,7 @@
       <w:tr>
         <w:tc>
           <w:tcPr>
-            <w:tcW w:type="dxa" w:w="3969"/>
+            <w:tcW w:type="dxa" w:w="4535"/>
           </w:tcPr>
           <w:p>
             <w:pPr>
@@ -5137,7 +5190,7 @@
         </w:tc>
         <w:tc>
           <w:tcPr>
-            <w:tcW w:type="dxa" w:w="2551"/>
+            <w:tcW w:type="dxa" w:w="1984"/>
           </w:tcPr>
           <w:p>
             <w:pPr>
@@ -5156,7 +5209,7 @@
       <w:tr>
         <w:tc>
           <w:tcPr>
-            <w:tcW w:type="dxa" w:w="3969"/>
+            <w:tcW w:type="dxa" w:w="4535"/>
           </w:tcPr>
           <w:p>
             <w:pPr>
@@ -5184,7 +5237,7 @@
               <w:rPr>
                 <w:sz w:val="22"/>
               </w:rPr>
-              <w:t>107</w:t>
+              <w:t>109</w:t>
             </w:r>
           </w:p>
         </w:tc>
@@ -5207,7 +5260,7 @@
         </w:tc>
         <w:tc>
           <w:tcPr>
-            <w:tcW w:type="dxa" w:w="2551"/>
+            <w:tcW w:type="dxa" w:w="1984"/>
           </w:tcPr>
           <w:p>
             <w:pPr>
@@ -5226,77 +5279,7 @@
       <w:tr>
         <w:tc>
           <w:tcPr>
-            <w:tcW w:type="dxa" w:w="3969"/>
-          </w:tcPr>
-          <w:p>
-            <w:pPr>
-              <w:spacing w:line="240" w:lineRule="auto"/>
-            </w:pPr>
-            <w:r/>
-            <w:r>
-              <w:rPr>
-                <w:sz w:val="22"/>
-              </w:rPr>
-              <w:t>club/roles.py, urls.py, admin.py</w:t>
-            </w:r>
-          </w:p>
-        </w:tc>
-        <w:tc>
-          <w:tcPr>
-            <w:tcW w:type="dxa" w:w="1701"/>
-          </w:tcPr>
-          <w:p>
-            <w:pPr>
-              <w:spacing w:line="240" w:lineRule="auto"/>
-            </w:pPr>
-            <w:r/>
-            <w:r>
-              <w:rPr>
-                <w:sz w:val="22"/>
-              </w:rPr>
-              <w:t>21</w:t>
-            </w:r>
-          </w:p>
-        </w:tc>
-        <w:tc>
-          <w:tcPr>
-            <w:tcW w:type="dxa" w:w="1701"/>
-          </w:tcPr>
-          <w:p>
-            <w:pPr>
-              <w:spacing w:line="240" w:lineRule="auto"/>
-            </w:pPr>
-            <w:r/>
-            <w:r>
-              <w:rPr>
-                <w:sz w:val="22"/>
-              </w:rPr>
-              <w:t>0</w:t>
-            </w:r>
-          </w:p>
-        </w:tc>
-        <w:tc>
-          <w:tcPr>
-            <w:tcW w:type="dxa" w:w="2551"/>
-          </w:tcPr>
-          <w:p>
-            <w:pPr>
-              <w:spacing w:line="240" w:lineRule="auto"/>
-            </w:pPr>
-            <w:r/>
-            <w:r>
-              <w:rPr>
-                <w:sz w:val="22"/>
-              </w:rPr>
-              <w:t>100 %</w:t>
-            </w:r>
-          </w:p>
-        </w:tc>
-      </w:tr>
-      <w:tr>
-        <w:tc>
-          <w:tcPr>
-            <w:tcW w:type="dxa" w:w="3969"/>
+            <w:tcW w:type="dxa" w:w="4535"/>
           </w:tcPr>
           <w:p>
             <w:pPr>
@@ -5324,7 +5307,7 @@
               <w:rPr>
                 <w:sz w:val="22"/>
               </w:rPr>
-              <w:t>38</w:t>
+              <w:t>48</w:t>
             </w:r>
           </w:p>
         </w:tc>
@@ -5341,13 +5324,13 @@
               <w:rPr>
                 <w:sz w:val="22"/>
               </w:rPr>
-              <w:t>38</w:t>
+              <w:t>0</w:t>
             </w:r>
           </w:p>
         </w:tc>
         <w:tc>
           <w:tcPr>
-            <w:tcW w:type="dxa" w:w="2551"/>
+            <w:tcW w:type="dxa" w:w="1984"/>
           </w:tcPr>
           <w:p>
             <w:pPr>
@@ -5358,7 +5341,7 @@
               <w:rPr>
                 <w:sz w:val="22"/>
               </w:rPr>
-              <w:t>0 % (служебный скрипт)</w:t>
+              <w:t>100 %</w:t>
             </w:r>
           </w:p>
         </w:tc>
@@ -5366,7 +5349,77 @@
       <w:tr>
         <w:tc>
           <w:tcPr>
-            <w:tcW w:type="dxa" w:w="3969"/>
+            <w:tcW w:type="dxa" w:w="4535"/>
+          </w:tcPr>
+          <w:p>
+            <w:pPr>
+              <w:spacing w:line="240" w:lineRule="auto"/>
+            </w:pPr>
+            <w:r/>
+            <w:r>
+              <w:rPr>
+                <w:sz w:val="22"/>
+              </w:rPr>
+              <w:t>club/roles.py, context.py, urls.py, admin.py, apps.py, compat.py</w:t>
+            </w:r>
+          </w:p>
+        </w:tc>
+        <w:tc>
+          <w:tcPr>
+            <w:tcW w:type="dxa" w:w="1701"/>
+          </w:tcPr>
+          <w:p>
+            <w:pPr>
+              <w:spacing w:line="240" w:lineRule="auto"/>
+            </w:pPr>
+            <w:r/>
+            <w:r>
+              <w:rPr>
+                <w:sz w:val="22"/>
+              </w:rPr>
+              <w:t>35</w:t>
+            </w:r>
+          </w:p>
+        </w:tc>
+        <w:tc>
+          <w:tcPr>
+            <w:tcW w:type="dxa" w:w="1701"/>
+          </w:tcPr>
+          <w:p>
+            <w:pPr>
+              <w:spacing w:line="240" w:lineRule="auto"/>
+            </w:pPr>
+            <w:r/>
+            <w:r>
+              <w:rPr>
+                <w:sz w:val="22"/>
+              </w:rPr>
+              <w:t>1</w:t>
+            </w:r>
+          </w:p>
+        </w:tc>
+        <w:tc>
+          <w:tcPr>
+            <w:tcW w:type="dxa" w:w="1984"/>
+          </w:tcPr>
+          <w:p>
+            <w:pPr>
+              <w:spacing w:line="240" w:lineRule="auto"/>
+            </w:pPr>
+            <w:r/>
+            <w:r>
+              <w:rPr>
+                <w:sz w:val="22"/>
+              </w:rPr>
+              <w:t>97 %</w:t>
+            </w:r>
+          </w:p>
+        </w:tc>
+      </w:tr>
+      <w:tr>
+        <w:tc>
+          <w:tcPr>
+            <w:tcW w:type="dxa" w:w="4535"/>
           </w:tcPr>
           <w:p>
             <w:pPr>
@@ -5394,7 +5447,7 @@
               <w:rPr>
                 <w:sz w:val="22"/>
               </w:rPr>
-              <w:t>391</w:t>
+              <w:t>414</w:t>
             </w:r>
           </w:p>
         </w:tc>
@@ -5411,13 +5464,13 @@
               <w:rPr>
                 <w:sz w:val="22"/>
               </w:rPr>
-              <w:t>49</w:t>
+              <w:t>12</w:t>
             </w:r>
           </w:p>
         </w:tc>
         <w:tc>
           <w:tcPr>
-            <w:tcW w:type="dxa" w:w="2551"/>
+            <w:tcW w:type="dxa" w:w="1984"/>
           </w:tcPr>
           <w:p>
             <w:pPr>
@@ -5428,7 +5481,7 @@
               <w:rPr>
                 <w:sz w:val="22"/>
               </w:rPr>
-              <w:t>87 %</w:t>
+              <w:t>97 %</w:t>
             </w:r>
           </w:p>
         </w:tc>
@@ -5626,7 +5679,85 @@
           <w:rFonts w:ascii="Courier New" w:hAnsi="Courier New" w:eastAsia="Courier New"/>
           <w:sz w:val="18"/>
         </w:rPr>
-        <w:t xml:space="preserve">        python-version: ['3.12', '3.13']</w:t>
+        <w:t xml:space="preserve">        include:</w:t>
+      </w:r>
+    </w:p>
+    <w:p>
+      <w:pPr>
+        <w:spacing w:line="240" w:lineRule="auto" w:after="0"/>
+        <w:jc w:val="left"/>
+      </w:pPr>
+      <w:r>
+        <w:rPr>
+          <w:rFonts w:ascii="Courier New" w:hAnsi="Courier New" w:eastAsia="Courier New"/>
+          <w:sz w:val="18"/>
+        </w:rPr>
+        <w:t xml:space="preserve">          - python-version: '3.9'</w:t>
+      </w:r>
+    </w:p>
+    <w:p>
+      <w:pPr>
+        <w:spacing w:line="240" w:lineRule="auto" w:after="0"/>
+        <w:jc w:val="left"/>
+      </w:pPr>
+      <w:r>
+        <w:rPr>
+          <w:rFonts w:ascii="Courier New" w:hAnsi="Courier New" w:eastAsia="Courier New"/>
+          <w:sz w:val="18"/>
+        </w:rPr>
+        <w:t xml:space="preserve">            django: '4.2.*'</w:t>
+      </w:r>
+    </w:p>
+    <w:p>
+      <w:pPr>
+        <w:spacing w:line="240" w:lineRule="auto" w:after="0"/>
+        <w:jc w:val="left"/>
+      </w:pPr>
+      <w:r>
+        <w:rPr>
+          <w:rFonts w:ascii="Courier New" w:hAnsi="Courier New" w:eastAsia="Courier New"/>
+          <w:sz w:val="18"/>
+        </w:rPr>
+        <w:t xml:space="preserve">          - python-version: '3.12'</w:t>
+      </w:r>
+    </w:p>
+    <w:p>
+      <w:pPr>
+        <w:spacing w:line="240" w:lineRule="auto" w:after="0"/>
+        <w:jc w:val="left"/>
+      </w:pPr>
+      <w:r>
+        <w:rPr>
+          <w:rFonts w:ascii="Courier New" w:hAnsi="Courier New" w:eastAsia="Courier New"/>
+          <w:sz w:val="18"/>
+        </w:rPr>
+        <w:t xml:space="preserve">            django: '5.2.*'</w:t>
+      </w:r>
+    </w:p>
+    <w:p>
+      <w:pPr>
+        <w:spacing w:line="240" w:lineRule="auto" w:after="0"/>
+        <w:jc w:val="left"/>
+      </w:pPr>
+      <w:r>
+        <w:rPr>
+          <w:rFonts w:ascii="Courier New" w:hAnsi="Courier New" w:eastAsia="Courier New"/>
+          <w:sz w:val="18"/>
+        </w:rPr>
+        <w:t xml:space="preserve">          - python-version: '3.13'</w:t>
+      </w:r>
+    </w:p>
+    <w:p>
+      <w:pPr>
+        <w:spacing w:line="240" w:lineRule="auto" w:after="0"/>
+        <w:jc w:val="left"/>
+      </w:pPr>
+      <w:r>
+        <w:rPr>
+          <w:rFonts w:ascii="Courier New" w:hAnsi="Courier New" w:eastAsia="Courier New"/>
+          <w:sz w:val="18"/>
+        </w:rPr>
+        <w:t xml:space="preserve">            django: '5.2.*'</w:t>
       </w:r>
     </w:p>
     <w:p>
@@ -5730,7 +5861,7 @@
           <w:rFonts w:ascii="Courier New" w:hAnsi="Courier New" w:eastAsia="Courier New"/>
           <w:sz w:val="18"/>
         </w:rPr>
-        <w:t xml:space="preserve">        run: pip install -r requirements.txt coverage</w:t>
+        <w:t xml:space="preserve">        run: pip install "Django==${{ matrix.django }}" coverage</w:t>
       </w:r>
     </w:p>
     <w:p>
@@ -6215,7 +6346,7 @@
           <w:b w:val="0"/>
           <w:i w:val="0"/>
         </w:rPr>
-        <w:t>В ходе курсового проекта разработана информационная система учёта занятий и посещаемости спортивного клуба в соответствии с вариантом 10. Спроектирована и создана база данных с ограничениями и ссылочной целостностью; реализованы триггеры установки длительности занятия по умолчанию (60 минут) и ограничения группы десятью участниками; созданы авторизация, две роли, формы добавления, просмотра и редактирования данных, два запроса по заданию, расчёт стоимости занятий со скидкой по абонементу и выходной документ «Расписание зала». Система покрыта 53 автоматическими тестами (покрытие 87 %), для репозитория настроены CI/CD на GitHub Actions.</w:t>
+        <w:t>В ходе курсового проекта разработана информационная система учёта занятий и посещаемости спортивного клуба в соответствии с вариантом 10. Спроектирована и создана база данных с ограничениями и ссылочной целостностью; реализованы триггеры установки длительности занятия по умолчанию (60 минут) и ограничения группы десятью участниками; созданы авторизация, две роли, формы добавления, просмотра и редактирования данных, два запроса по заданию, расчёт стоимости занятий со скидкой по абонементу и выходной документ «Расписание зала». Система покрыта 58 автоматическими тестами (покрытие 97 %), для репозитория настроены CI/CD на GitHub Actions.</w:t>
       </w:r>
     </w:p>
     <w:p>
@@ -6449,6 +6580,32 @@
           <w:rFonts w:ascii="Courier New" w:hAnsi="Courier New" w:eastAsia="Courier New"/>
           <w:sz w:val="18"/>
         </w:rPr>
+        <w:t>from .compat import check_constraint</w:t>
+      </w:r>
+    </w:p>
+    <w:p>
+      <w:pPr>
+        <w:spacing w:line="240" w:lineRule="auto" w:after="0"/>
+        <w:jc w:val="left"/>
+      </w:pPr>
+      <w:r>
+        <w:rPr>
+          <w:rFonts w:ascii="Courier New" w:hAnsi="Courier New" w:eastAsia="Courier New"/>
+          <w:sz w:val="18"/>
+        </w:rPr>
+        <w:t xml:space="preserve"> </w:t>
+      </w:r>
+    </w:p>
+    <w:p>
+      <w:pPr>
+        <w:spacing w:line="240" w:lineRule="auto" w:after="0"/>
+        <w:jc w:val="left"/>
+      </w:pPr>
+      <w:r>
+        <w:rPr>
+          <w:rFonts w:ascii="Courier New" w:hAnsi="Courier New" w:eastAsia="Courier New"/>
+          <w:sz w:val="18"/>
+        </w:rPr>
         <w:t>MAX_GROUP_SIZE = 10</w:t>
       </w:r>
     </w:p>
@@ -8295,33 +8452,20 @@
           <w:rFonts w:ascii="Courier New" w:hAnsi="Courier New" w:eastAsia="Courier New"/>
           <w:sz w:val="18"/>
         </w:rPr>
-        <w:t xml:space="preserve">            models.CheckConstraint(condition=Q(discount_percent__gte=3, discount_percent__lte=10),</w:t>
-      </w:r>
-    </w:p>
-    <w:p>
-      <w:pPr>
-        <w:spacing w:line="240" w:lineRule="auto" w:after="0"/>
-        <w:jc w:val="left"/>
-      </w:pPr>
-      <w:r>
-        <w:rPr>
-          <w:rFonts w:ascii="Courier New" w:hAnsi="Courier New" w:eastAsia="Courier New"/>
-          <w:sz w:val="18"/>
-        </w:rPr>
-        <w:t xml:space="preserve">                                   name='discount_3_10'),</w:t>
-      </w:r>
-    </w:p>
-    <w:p>
-      <w:pPr>
-        <w:spacing w:line="240" w:lineRule="auto" w:after="0"/>
-        <w:jc w:val="left"/>
-      </w:pPr>
-      <w:r>
-        <w:rPr>
-          <w:rFonts w:ascii="Courier New" w:hAnsi="Courier New" w:eastAsia="Courier New"/>
-          <w:sz w:val="18"/>
-        </w:rPr>
-        <w:t xml:space="preserve">            models.CheckConstraint(condition=Q(end_date__gte=models.F('start_date')), name='sub_dates'),</w:t>
+        <w:t xml:space="preserve">            check_constraint(Q(discount_percent__gte=3, discount_percent__lte=10), 'discount_3_10'),</w:t>
+      </w:r>
+    </w:p>
+    <w:p>
+      <w:pPr>
+        <w:spacing w:line="240" w:lineRule="auto" w:after="0"/>
+        <w:jc w:val="left"/>
+      </w:pPr>
+      <w:r>
+        <w:rPr>
+          <w:rFonts w:ascii="Courier New" w:hAnsi="Courier New" w:eastAsia="Courier New"/>
+          <w:sz w:val="18"/>
+        </w:rPr>
+        <w:t xml:space="preserve">            check_constraint(Q(end_date__gte=models.F('start_date')), 'sub_dates'),</w:t>
       </w:r>
     </w:p>
     <w:p>
@@ -9585,20 +9729,111 @@
           <w:rFonts w:ascii="Courier New" w:hAnsi="Courier New" w:eastAsia="Courier New"/>
           <w:sz w:val="18"/>
         </w:rPr>
-        <w:t xml:space="preserve">        return render(request, 'club/home.html', {'role': roles.role_name(request.user),</w:t>
-      </w:r>
-    </w:p>
-    <w:p>
-      <w:pPr>
-        <w:spacing w:line="240" w:lineRule="auto" w:after="0"/>
-        <w:jc w:val="left"/>
-      </w:pPr>
-      <w:r>
-        <w:rPr>
-          <w:rFonts w:ascii="Courier New" w:hAnsi="Courier New" w:eastAsia="Courier New"/>
-          <w:sz w:val="18"/>
-        </w:rPr>
-        <w:t xml:space="preserve">                                                  'is_admin': roles.is_admin(request.user)})</w:t>
+        <w:t xml:space="preserve">        today = date.today()</w:t>
+      </w:r>
+    </w:p>
+    <w:p>
+      <w:pPr>
+        <w:spacing w:line="240" w:lineRule="auto" w:after="0"/>
+        <w:jc w:val="left"/>
+      </w:pPr>
+      <w:r>
+        <w:rPr>
+          <w:rFonts w:ascii="Courier New" w:hAnsi="Courier New" w:eastAsia="Courier New"/>
+          <w:sz w:val="18"/>
+        </w:rPr>
+        <w:t xml:space="preserve">        stats = [</w:t>
+      </w:r>
+    </w:p>
+    <w:p>
+      <w:pPr>
+        <w:spacing w:line="240" w:lineRule="auto" w:after="0"/>
+        <w:jc w:val="left"/>
+      </w:pPr>
+      <w:r>
+        <w:rPr>
+          <w:rFonts w:ascii="Courier New" w:hAnsi="Courier New" w:eastAsia="Courier New"/>
+          <w:sz w:val="18"/>
+        </w:rPr>
+        <w:t xml:space="preserve">            ('Клиентов', Client.objects.count(), '👥'),</w:t>
+      </w:r>
+    </w:p>
+    <w:p>
+      <w:pPr>
+        <w:spacing w:line="240" w:lineRule="auto" w:after="0"/>
+        <w:jc w:val="left"/>
+      </w:pPr>
+      <w:r>
+        <w:rPr>
+          <w:rFonts w:ascii="Courier New" w:hAnsi="Courier New" w:eastAsia="Courier New"/>
+          <w:sz w:val="18"/>
+        </w:rPr>
+        <w:t xml:space="preserve">            ('Занимаются сейчас', Enrollment.objects.filter(status=Enrollment.Status.ACTIVE).count(), '🏃'),</w:t>
+      </w:r>
+    </w:p>
+    <w:p>
+      <w:pPr>
+        <w:spacing w:line="240" w:lineRule="auto" w:after="0"/>
+        <w:jc w:val="left"/>
+      </w:pPr>
+      <w:r>
+        <w:rPr>
+          <w:rFonts w:ascii="Courier New" w:hAnsi="Courier New" w:eastAsia="Courier New"/>
+          <w:sz w:val="18"/>
+        </w:rPr>
+        <w:t xml:space="preserve">            ('Групп', Group.objects.count(), '🗓'),</w:t>
+      </w:r>
+    </w:p>
+    <w:p>
+      <w:pPr>
+        <w:spacing w:line="240" w:lineRule="auto" w:after="0"/>
+        <w:jc w:val="left"/>
+      </w:pPr>
+      <w:r>
+        <w:rPr>
+          <w:rFonts w:ascii="Courier New" w:hAnsi="Courier New" w:eastAsia="Courier New"/>
+          <w:sz w:val="18"/>
+        </w:rPr>
+        <w:t xml:space="preserve">            ('Действующих абонементов', Subscription.objects.filter(</w:t>
+      </w:r>
+    </w:p>
+    <w:p>
+      <w:pPr>
+        <w:spacing w:line="240" w:lineRule="auto" w:after="0"/>
+        <w:jc w:val="left"/>
+      </w:pPr>
+      <w:r>
+        <w:rPr>
+          <w:rFonts w:ascii="Courier New" w:hAnsi="Courier New" w:eastAsia="Courier New"/>
+          <w:sz w:val="18"/>
+        </w:rPr>
+        <w:t xml:space="preserve">                start_date__lte=today, end_date__gte=today).count(), '🎫'),</w:t>
+      </w:r>
+    </w:p>
+    <w:p>
+      <w:pPr>
+        <w:spacing w:line="240" w:lineRule="auto" w:after="0"/>
+        <w:jc w:val="left"/>
+      </w:pPr>
+      <w:r>
+        <w:rPr>
+          <w:rFonts w:ascii="Courier New" w:hAnsi="Courier New" w:eastAsia="Courier New"/>
+          <w:sz w:val="18"/>
+        </w:rPr>
+        <w:t xml:space="preserve">        ]</w:t>
+      </w:r>
+    </w:p>
+    <w:p>
+      <w:pPr>
+        <w:spacing w:line="240" w:lineRule="auto" w:after="0"/>
+        <w:jc w:val="left"/>
+      </w:pPr>
+      <w:r>
+        <w:rPr>
+          <w:rFonts w:ascii="Courier New" w:hAnsi="Courier New" w:eastAsia="Courier New"/>
+          <w:sz w:val="18"/>
+        </w:rPr>
+        <w:t xml:space="preserve">        return render(request, 'club/home.html', {'stats': stats})</w:t>
       </w:r>
     </w:p>
     <w:p>
@@ -12838,7 +13073,33 @@
           <w:rFonts w:ascii="Courier New" w:hAnsi="Courier New" w:eastAsia="Courier New"/>
           <w:sz w:val="18"/>
         </w:rPr>
-        <w:t>&lt;div class="card noprint"&gt;&lt;form method="get"&gt;{{ form.hall.label }}: {{ form.hall }} &lt;button&gt;Сформировать&lt;/button&gt;&lt;/form&gt;&lt;/div&gt;</w:t>
+        <w:t>&lt;h1 class="noprint"&gt;Расписание зала&lt;/h1&gt;&lt;p class="sub noprint"&gt;Выходной документ для печати&lt;/p&gt;</w:t>
+      </w:r>
+    </w:p>
+    <w:p>
+      <w:pPr>
+        <w:spacing w:line="240" w:lineRule="auto" w:after="0"/>
+        <w:jc w:val="left"/>
+      </w:pPr>
+      <w:r>
+        <w:rPr>
+          <w:rFonts w:ascii="Courier New" w:hAnsi="Courier New" w:eastAsia="Courier New"/>
+          <w:sz w:val="18"/>
+        </w:rPr>
+        <w:t>&lt;div class="card form noprint"&gt;&lt;form method="get" class="toolbar" style="align-items:end"&gt;</w:t>
+      </w:r>
+    </w:p>
+    <w:p>
+      <w:pPr>
+        <w:spacing w:line="240" w:lineRule="auto" w:after="0"/>
+        <w:jc w:val="left"/>
+      </w:pPr>
+      <w:r>
+        <w:rPr>
+          <w:rFonts w:ascii="Courier New" w:hAnsi="Courier New" w:eastAsia="Courier New"/>
+          <w:sz w:val="18"/>
+        </w:rPr>
+        <w:t xml:space="preserve">  &lt;div&gt;{{ form.hall.label_tag }}{{ form.hall }}&lt;/div&gt;&lt;button class="btn"&gt;Сформировать&lt;/button&gt;&lt;/form&gt;&lt;/div&gt;</w:t>
       </w:r>
     </w:p>
     <w:p>
@@ -12877,33 +13138,20 @@
           <w:rFonts w:ascii="Courier New" w:hAnsi="Courier New" w:eastAsia="Courier New"/>
           <w:sz w:val="18"/>
         </w:rPr>
-        <w:t xml:space="preserve">  &lt;p&gt;&lt;button class="noprint" onclick="window.print()"&gt;Печать&lt;/button&gt;&lt;/p&gt;</w:t>
-      </w:r>
-    </w:p>
-    <w:p>
-      <w:pPr>
-        <w:spacing w:line="240" w:lineRule="auto" w:after="0"/>
-        <w:jc w:val="left"/>
-      </w:pPr>
-      <w:r>
-        <w:rPr>
-          <w:rFonts w:ascii="Courier New" w:hAnsi="Courier New" w:eastAsia="Courier New"/>
-          <w:sz w:val="18"/>
-        </w:rPr>
-        <w:t xml:space="preserve">  &lt;table style="border:0"&gt;&lt;tr&gt;&lt;td style="border:0"&gt;&lt;h2 style="margin:0"&gt;Зал №{{ hall.number }}&lt;/h2&gt;&lt;/td&gt;</w:t>
-      </w:r>
-    </w:p>
-    <w:p>
-      <w:pPr>
-        <w:spacing w:line="240" w:lineRule="auto" w:after="0"/>
-        <w:jc w:val="left"/>
-      </w:pPr>
-      <w:r>
-        <w:rPr>
-          <w:rFonts w:ascii="Courier New" w:hAnsi="Courier New" w:eastAsia="Courier New"/>
-          <w:sz w:val="18"/>
-        </w:rPr>
-        <w:t xml:space="preserve">  &lt;td style="border:0;text-align:right"&gt;Дата распечатки: {{ today|date:"d.m.Y" }}&lt;/td&gt;&lt;/tr&gt;&lt;/table&gt;</w:t>
+        <w:t xml:space="preserve">  &lt;p class="noprint"&gt;&lt;button class="btn" onclick="window.print()"&gt;🖨 Печать&lt;/button&gt;&lt;/p&gt;</w:t>
+      </w:r>
+    </w:p>
+    <w:p>
+      <w:pPr>
+        <w:spacing w:line="240" w:lineRule="auto" w:after="0"/>
+        <w:jc w:val="left"/>
+      </w:pPr>
+      <w:r>
+        <w:rPr>
+          <w:rFonts w:ascii="Courier New" w:hAnsi="Courier New" w:eastAsia="Courier New"/>
+          <w:sz w:val="18"/>
+        </w:rPr>
+        <w:t xml:space="preserve">  &lt;div class="sheet-head"&gt;&lt;h2 style="margin:0"&gt;Зал №{{ hall.number }}&lt;/h2&gt;&lt;span&gt;Дата распечатки: {{ today|date:"d.m.Y" }}&lt;/span&gt;&lt;/div&gt;</w:t>
       </w:r>
     </w:p>
     <w:p>
@@ -12929,20 +13177,20 @@
           <w:rFonts w:ascii="Courier New" w:hAnsi="Courier New" w:eastAsia="Courier New"/>
           <w:sz w:val="18"/>
         </w:rPr>
-        <w:t xml:space="preserve">    &lt;h3 style="margin-bottom:4px"&gt;{{ day }}&lt;/h3&gt;</w:t>
-      </w:r>
-    </w:p>
-    <w:p>
-      <w:pPr>
-        <w:spacing w:line="240" w:lineRule="auto" w:after="0"/>
-        <w:jc w:val="left"/>
-      </w:pPr>
-      <w:r>
-        <w:rPr>
-          <w:rFonts w:ascii="Courier New" w:hAnsi="Courier New" w:eastAsia="Courier New"/>
-          <w:sz w:val="18"/>
-        </w:rPr>
-        <w:t xml:space="preserve">    {% for start, end, g in items %}&lt;div&gt;{{ start|time:"H:i" }} – {{ end|time:"H:i" }} – {{ g.section }}, {{ g.trainer }}&lt;/div&gt;{% endfor %}</w:t>
+        <w:t xml:space="preserve">    &lt;div class="sheet-day"&gt;{{ day }}&lt;/div&gt;</w:t>
+      </w:r>
+    </w:p>
+    <w:p>
+      <w:pPr>
+        <w:spacing w:line="240" w:lineRule="auto" w:after="0"/>
+        <w:jc w:val="left"/>
+      </w:pPr>
+      <w:r>
+        <w:rPr>
+          <w:rFonts w:ascii="Courier New" w:hAnsi="Courier New" w:eastAsia="Courier New"/>
+          <w:sz w:val="18"/>
+        </w:rPr>
+        <w:t xml:space="preserve">    {% for start, end, g in items %}&lt;div class="sheet-row"&gt;{{ start|time:"H:i" }} – {{ end|time:"H:i" }} – {{ g.section }}, {{ g.trainer }}&lt;/div&gt;{% endfor %}</w:t>
       </w:r>
     </w:p>
     <w:p>

--- a/docs/Курсовой_Спортивный_клуб.docx
+++ b/docs/Курсовой_Спортивный_клуб.docx
@@ -25,7 +25,7 @@
           <w:b/>
           <w:i w:val="0"/>
         </w:rPr>
-        <w:t>[Полное наименование образовательной организации]</w:t>
+        <w:t>КОЛЛЕДЖ МИРОВОЙ ЭКОНОМИКИ И ПЕРЕДОВЫХ ТЕХНОЛОГИЙ</w:t>
       </w:r>
     </w:p>
     <w:p>
@@ -185,7 +185,7 @@
           <w:b w:val="0"/>
           <w:i w:val="0"/>
         </w:rPr>
-        <w:t>Выполнил: студент группы [группа]</w:t>
+        <w:t>Выполнил: студент группы о-П 1125</w:t>
       </w:r>
     </w:p>
     <w:p>
@@ -198,7 +198,7 @@
           <w:b w:val="0"/>
           <w:i w:val="0"/>
         </w:rPr>
-        <w:t>Узалов Гамид [отчество]</w:t>
+        <w:t>Узалов Гамид Иманалиевич</w:t>
       </w:r>
     </w:p>
     <w:p>
@@ -223,7 +223,7 @@
           <w:b w:val="0"/>
           <w:i w:val="0"/>
         </w:rPr>
-        <w:t>Руководитель: [ФИО преподавателя]</w:t>
+        <w:t>Руководитель: Евдошенко Наиля Ильнуровна</w:t>
       </w:r>
     </w:p>
     <w:p>

--- a/docs/Курсовой_Спортивный_клуб.docx
+++ b/docs/Курсовой_Спортивный_клуб.docx
@@ -3857,6 +3857,162 @@
     </w:p>
     <w:p>
       <w:pPr>
+        <w:spacing w:line="240" w:lineRule="auto" w:after="0"/>
+        <w:jc w:val="left"/>
+      </w:pPr>
+      <w:r>
+        <w:rPr>
+          <w:rFonts w:ascii="Courier New" w:hAnsi="Courier New" w:eastAsia="Courier New"/>
+          <w:sz w:val="18"/>
+        </w:rPr>
+        <w:t xml:space="preserve"> </w:t>
+      </w:r>
+    </w:p>
+    <w:p>
+      <w:pPr>
+        <w:spacing w:line="240" w:lineRule="auto" w:after="0"/>
+        <w:jc w:val="left"/>
+      </w:pPr>
+      <w:r>
+        <w:rPr>
+          <w:rFonts w:ascii="Courier New" w:hAnsi="Courier New" w:eastAsia="Courier New"/>
+          <w:sz w:val="18"/>
+        </w:rPr>
+        <w:t xml:space="preserve"> </w:t>
+      </w:r>
+    </w:p>
+    <w:p>
+      <w:pPr>
+        <w:spacing w:line="240" w:lineRule="auto" w:after="0"/>
+        <w:jc w:val="left"/>
+      </w:pPr>
+      <w:r>
+        <w:rPr>
+          <w:rFonts w:ascii="Courier New" w:hAnsi="Courier New" w:eastAsia="Courier New"/>
+          <w:sz w:val="18"/>
+        </w:rPr>
+        <w:t>def week_timetable():</w:t>
+      </w:r>
+    </w:p>
+    <w:p>
+      <w:pPr>
+        <w:spacing w:line="240" w:lineRule="auto" w:after="0"/>
+        <w:jc w:val="left"/>
+      </w:pPr>
+      <w:r>
+        <w:rPr>
+          <w:rFonts w:ascii="Courier New" w:hAnsi="Courier New" w:eastAsia="Courier New"/>
+          <w:sz w:val="18"/>
+        </w:rPr>
+        <w:t xml:space="preserve">    """Сетка расписания на неделю: 7 колонок (дни), в каждой группы по времени с заполненностью."""</w:t>
+      </w:r>
+    </w:p>
+    <w:p>
+      <w:pPr>
+        <w:spacing w:line="240" w:lineRule="auto" w:after="0"/>
+        <w:jc w:val="left"/>
+      </w:pPr>
+      <w:r>
+        <w:rPr>
+          <w:rFonts w:ascii="Courier New" w:hAnsi="Courier New" w:eastAsia="Courier New"/>
+          <w:sz w:val="18"/>
+        </w:rPr>
+        <w:t xml:space="preserve">    groups = list(groups_with_client_counts().order_by('weekday', 'start_time'))</w:t>
+      </w:r>
+    </w:p>
+    <w:p>
+      <w:pPr>
+        <w:spacing w:line="240" w:lineRule="auto" w:after="0"/>
+        <w:jc w:val="left"/>
+      </w:pPr>
+      <w:r>
+        <w:rPr>
+          <w:rFonts w:ascii="Courier New" w:hAnsi="Courier New" w:eastAsia="Courier New"/>
+          <w:sz w:val="18"/>
+        </w:rPr>
+        <w:t xml:space="preserve">    for g in groups:</w:t>
+      </w:r>
+    </w:p>
+    <w:p>
+      <w:pPr>
+        <w:spacing w:line="240" w:lineRule="auto" w:after="0"/>
+        <w:jc w:val="left"/>
+      </w:pPr>
+      <w:r>
+        <w:rPr>
+          <w:rFonts w:ascii="Courier New" w:hAnsi="Courier New" w:eastAsia="Courier New"/>
+          <w:sz w:val="18"/>
+        </w:rPr>
+        <w:t xml:space="preserve">        g.color = g.section_id % 6          # цвет карточки зависит от секции</w:t>
+      </w:r>
+    </w:p>
+    <w:p>
+      <w:pPr>
+        <w:spacing w:line="240" w:lineRule="auto" w:after="0"/>
+        <w:jc w:val="left"/>
+      </w:pPr>
+      <w:r>
+        <w:rPr>
+          <w:rFonts w:ascii="Courier New" w:hAnsi="Courier New" w:eastAsia="Courier New"/>
+          <w:sz w:val="18"/>
+        </w:rPr>
+        <w:t xml:space="preserve">    days = []</w:t>
+      </w:r>
+    </w:p>
+    <w:p>
+      <w:pPr>
+        <w:spacing w:line="240" w:lineRule="auto" w:after="0"/>
+        <w:jc w:val="left"/>
+      </w:pPr>
+      <w:r>
+        <w:rPr>
+          <w:rFonts w:ascii="Courier New" w:hAnsi="Courier New" w:eastAsia="Courier New"/>
+          <w:sz w:val="18"/>
+        </w:rPr>
+        <w:t xml:space="preserve">    for day in range(7):</w:t>
+      </w:r>
+    </w:p>
+    <w:p>
+      <w:pPr>
+        <w:spacing w:line="240" w:lineRule="auto" w:after="0"/>
+        <w:jc w:val="left"/>
+      </w:pPr>
+      <w:r>
+        <w:rPr>
+          <w:rFonts w:ascii="Courier New" w:hAnsi="Courier New" w:eastAsia="Courier New"/>
+          <w:sz w:val="18"/>
+        </w:rPr>
+        <w:t xml:space="preserve">        items = [g for g in groups if g.weekday == day]</w:t>
+      </w:r>
+    </w:p>
+    <w:p>
+      <w:pPr>
+        <w:spacing w:line="240" w:lineRule="auto" w:after="0"/>
+        <w:jc w:val="left"/>
+      </w:pPr>
+      <w:r>
+        <w:rPr>
+          <w:rFonts w:ascii="Courier New" w:hAnsi="Courier New" w:eastAsia="Courier New"/>
+          <w:sz w:val="18"/>
+        </w:rPr>
+        <w:t xml:space="preserve">        days.append({'name': WEEKDAYS[day], 'short': WEEKDAYS[day][:2], 'groups': items})</w:t>
+      </w:r>
+    </w:p>
+    <w:p>
+      <w:pPr>
+        <w:spacing w:line="240" w:lineRule="auto" w:after="0"/>
+        <w:jc w:val="left"/>
+      </w:pPr>
+      <w:r>
+        <w:rPr>
+          <w:rFonts w:ascii="Courier New" w:hAnsi="Courier New" w:eastAsia="Courier New"/>
+          <w:sz w:val="18"/>
+        </w:rPr>
+        <w:t xml:space="preserve">    return days</w:t>
+      </w:r>
+    </w:p>
+    <w:p>
+      <w:pPr>
         <w:pStyle w:val="Heading2"/>
       </w:pPr>
       <w:r>
@@ -3885,7 +4041,7 @@
       <w:r>
         <w:drawing>
           <wp:inline xmlns:a="http://schemas.openxmlformats.org/drawingml/2006/main" xmlns:pic="http://schemas.openxmlformats.org/drawingml/2006/picture">
-            <wp:extent cx="4320000" cy="2632500"/>
+            <wp:extent cx="4320000" cy="2700000"/>
             <wp:docPr id="2" name="Picture 2"/>
             <wp:cNvGraphicFramePr>
               <a:graphicFrameLocks noChangeAspect="1"/>
@@ -3906,7 +4062,7 @@
                   <pic:spPr>
                     <a:xfrm>
                       <a:off x="0" y="0"/>
-                      <a:ext cx="4320000" cy="2632500"/>
+                      <a:ext cx="4320000" cy="2700000"/>
                     </a:xfrm>
                     <a:prstGeom prst="rect"/>
                   </pic:spPr>
@@ -3938,7 +4094,7 @@
       <w:r>
         <w:drawing>
           <wp:inline xmlns:a="http://schemas.openxmlformats.org/drawingml/2006/main" xmlns:pic="http://schemas.openxmlformats.org/drawingml/2006/picture">
-            <wp:extent cx="4680000" cy="2851875"/>
+            <wp:extent cx="4680000" cy="2983500"/>
             <wp:docPr id="3" name="Picture 3"/>
             <wp:cNvGraphicFramePr>
               <a:graphicFrameLocks noChangeAspect="1"/>
@@ -3959,7 +4115,7 @@
                   <pic:spPr>
                     <a:xfrm>
                       <a:off x="0" y="0"/>
-                      <a:ext cx="4680000" cy="2851875"/>
+                      <a:ext cx="4680000" cy="2983500"/>
                     </a:xfrm>
                     <a:prstGeom prst="rect"/>
                   </pic:spPr>
@@ -3991,7 +4147,7 @@
       <w:r>
         <w:drawing>
           <wp:inline xmlns:a="http://schemas.openxmlformats.org/drawingml/2006/main" xmlns:pic="http://schemas.openxmlformats.org/drawingml/2006/picture">
-            <wp:extent cx="4680000" cy="2851875"/>
+            <wp:extent cx="4680000" cy="3685500"/>
             <wp:docPr id="4" name="Picture 4"/>
             <wp:cNvGraphicFramePr>
               <a:graphicFrameLocks noChangeAspect="1"/>
@@ -4012,7 +4168,7 @@
                   <pic:spPr>
                     <a:xfrm>
                       <a:off x="0" y="0"/>
-                      <a:ext cx="4680000" cy="2851875"/>
+                      <a:ext cx="4680000" cy="3685500"/>
                     </a:xfrm>
                     <a:prstGeom prst="rect"/>
                   </pic:spPr>
@@ -4044,7 +4200,7 @@
       <w:r>
         <w:drawing>
           <wp:inline xmlns:a="http://schemas.openxmlformats.org/drawingml/2006/main" xmlns:pic="http://schemas.openxmlformats.org/drawingml/2006/picture">
-            <wp:extent cx="5040000" cy="3071250"/>
+            <wp:extent cx="5040000" cy="3150000"/>
             <wp:docPr id="5" name="Picture 5"/>
             <wp:cNvGraphicFramePr>
               <a:graphicFrameLocks noChangeAspect="1"/>
@@ -4065,7 +4221,7 @@
                   <pic:spPr>
                     <a:xfrm>
                       <a:off x="0" y="0"/>
-                      <a:ext cx="5040000" cy="3071250"/>
+                      <a:ext cx="5040000" cy="3150000"/>
                     </a:xfrm>
                     <a:prstGeom prst="rect"/>
                   </pic:spPr>
@@ -4097,7 +4253,7 @@
       <w:r>
         <w:drawing>
           <wp:inline xmlns:a="http://schemas.openxmlformats.org/drawingml/2006/main" xmlns:pic="http://schemas.openxmlformats.org/drawingml/2006/picture">
-            <wp:extent cx="4680000" cy="2851875"/>
+            <wp:extent cx="4680000" cy="2925000"/>
             <wp:docPr id="6" name="Picture 6"/>
             <wp:cNvGraphicFramePr>
               <a:graphicFrameLocks noChangeAspect="1"/>
@@ -4118,7 +4274,7 @@
                   <pic:spPr>
                     <a:xfrm>
                       <a:off x="0" y="0"/>
-                      <a:ext cx="4680000" cy="2851875"/>
+                      <a:ext cx="4680000" cy="2925000"/>
                     </a:xfrm>
                     <a:prstGeom prst="rect"/>
                   </pic:spPr>
@@ -4150,7 +4306,7 @@
       <w:r>
         <w:drawing>
           <wp:inline xmlns:a="http://schemas.openxmlformats.org/drawingml/2006/main" xmlns:pic="http://schemas.openxmlformats.org/drawingml/2006/picture">
-            <wp:extent cx="5040000" cy="3071250"/>
+            <wp:extent cx="5040000" cy="3150000"/>
             <wp:docPr id="7" name="Picture 7"/>
             <wp:cNvGraphicFramePr>
               <a:graphicFrameLocks noChangeAspect="1"/>
@@ -4171,7 +4327,7 @@
                   <pic:spPr>
                     <a:xfrm>
                       <a:off x="0" y="0"/>
-                      <a:ext cx="5040000" cy="3071250"/>
+                      <a:ext cx="5040000" cy="3150000"/>
                     </a:xfrm>
                     <a:prstGeom prst="rect"/>
                   </pic:spPr>
@@ -4203,7 +4359,7 @@
       <w:r>
         <w:drawing>
           <wp:inline xmlns:a="http://schemas.openxmlformats.org/drawingml/2006/main" xmlns:pic="http://schemas.openxmlformats.org/drawingml/2006/picture">
-            <wp:extent cx="5040000" cy="3071250"/>
+            <wp:extent cx="5040000" cy="3150000"/>
             <wp:docPr id="8" name="Picture 8"/>
             <wp:cNvGraphicFramePr>
               <a:graphicFrameLocks noChangeAspect="1"/>
@@ -4224,7 +4380,7 @@
                   <pic:spPr>
                     <a:xfrm>
                       <a:off x="0" y="0"/>
-                      <a:ext cx="5040000" cy="3071250"/>
+                      <a:ext cx="5040000" cy="3150000"/>
                     </a:xfrm>
                     <a:prstGeom prst="rect"/>
                   </pic:spPr>
@@ -4256,8 +4412,61 @@
       <w:r>
         <w:drawing>
           <wp:inline xmlns:a="http://schemas.openxmlformats.org/drawingml/2006/main" xmlns:pic="http://schemas.openxmlformats.org/drawingml/2006/picture">
-            <wp:extent cx="5040000" cy="3071250"/>
+            <wp:extent cx="5040000" cy="3150000"/>
             <wp:docPr id="9" name="Picture 9"/>
+            <wp:cNvGraphicFramePr>
+              <a:graphicFrameLocks noChangeAspect="1"/>
+            </wp:cNvGraphicFramePr>
+            <a:graphic>
+              <a:graphicData uri="http://schemas.openxmlformats.org/drawingml/2006/picture">
+                <pic:pic>
+                  <pic:nvPicPr>
+                    <pic:cNvPr id="0" name="timetable.png"/>
+                    <pic:cNvPicPr/>
+                  </pic:nvPicPr>
+                  <pic:blipFill>
+                    <a:blip r:embed="rId18"/>
+                    <a:stretch>
+                      <a:fillRect/>
+                    </a:stretch>
+                  </pic:blipFill>
+                  <pic:spPr>
+                    <a:xfrm>
+                      <a:off x="0" y="0"/>
+                      <a:ext cx="5040000" cy="3150000"/>
+                    </a:xfrm>
+                    <a:prstGeom prst="rect"/>
+                  </pic:spPr>
+                </pic:pic>
+              </a:graphicData>
+            </a:graphic>
+          </wp:inline>
+        </w:drawing>
+      </w:r>
+    </w:p>
+    <w:p>
+      <w:pPr>
+        <w:jc w:val="center"/>
+      </w:pPr>
+      <w:r>
+        <w:rPr>
+          <w:b w:val="0"/>
+          <w:i w:val="0"/>
+        </w:rPr>
+        <w:t>Рисунок 9 – Расписание недели: сетка занятий по дням</w:t>
+      </w:r>
+    </w:p>
+    <w:p>
+      <w:pPr>
+        <w:keepNext/>
+        <w:spacing w:line="240" w:lineRule="auto"/>
+        <w:jc w:val="center"/>
+      </w:pPr>
+      <w:r>
+        <w:drawing>
+          <wp:inline xmlns:a="http://schemas.openxmlformats.org/drawingml/2006/main" xmlns:pic="http://schemas.openxmlformats.org/drawingml/2006/picture">
+            <wp:extent cx="5040000" cy="3150000"/>
+            <wp:docPr id="10" name="Picture 10"/>
             <wp:cNvGraphicFramePr>
               <a:graphicFrameLocks noChangeAspect="1"/>
             </wp:cNvGraphicFramePr>
@@ -4269,7 +4478,7 @@
                     <pic:cNvPicPr/>
                   </pic:nvPicPr>
                   <pic:blipFill>
-                    <a:blip r:embed="rId18"/>
+                    <a:blip r:embed="rId19"/>
                     <a:stretch>
                       <a:fillRect/>
                     </a:stretch>
@@ -4277,7 +4486,7 @@
                   <pic:spPr>
                     <a:xfrm>
                       <a:off x="0" y="0"/>
-                      <a:ext cx="5040000" cy="3071250"/>
+                      <a:ext cx="5040000" cy="3150000"/>
                     </a:xfrm>
                     <a:prstGeom prst="rect"/>
                   </pic:spPr>
@@ -4297,7 +4506,7 @@
           <w:b w:val="0"/>
           <w:i w:val="0"/>
         </w:rPr>
-        <w:t>Рисунок 9 – Добавление операторов (администратор)</w:t>
+        <w:t>Рисунок 10 – Добавление операторов (администратор)</w:t>
       </w:r>
     </w:p>
     <w:p>
@@ -4317,8 +4526,8 @@
       <w:r>
         <w:drawing>
           <wp:inline xmlns:a="http://schemas.openxmlformats.org/drawingml/2006/main" xmlns:pic="http://schemas.openxmlformats.org/drawingml/2006/picture">
-            <wp:extent cx="5040000" cy="3071250"/>
-            <wp:docPr id="10" name="Picture 10"/>
+            <wp:extent cx="5040000" cy="3150000"/>
+            <wp:docPr id="11" name="Picture 11"/>
             <wp:cNvGraphicFramePr>
               <a:graphicFrameLocks noChangeAspect="1"/>
             </wp:cNvGraphicFramePr>
@@ -4330,7 +4539,7 @@
                     <pic:cNvPicPr/>
                   </pic:nvPicPr>
                   <pic:blipFill>
-                    <a:blip r:embed="rId19"/>
+                    <a:blip r:embed="rId20"/>
                     <a:stretch>
                       <a:fillRect/>
                     </a:stretch>
@@ -4338,7 +4547,7 @@
                   <pic:spPr>
                     <a:xfrm>
                       <a:off x="0" y="0"/>
-                      <a:ext cx="5040000" cy="3071250"/>
+                      <a:ext cx="5040000" cy="3150000"/>
                     </a:xfrm>
                     <a:prstGeom prst="rect"/>
                   </pic:spPr>
@@ -4358,7 +4567,7 @@
           <w:b w:val="0"/>
           <w:i w:val="0"/>
         </w:rPr>
-        <w:t>Рисунок 10 – Запрос: группы и число клиентов на сегодня</w:t>
+        <w:t>Рисунок 11 – Запрос: группы и число клиентов на сегодня</w:t>
       </w:r>
     </w:p>
     <w:p>
@@ -4370,8 +4579,8 @@
       <w:r>
         <w:drawing>
           <wp:inline xmlns:a="http://schemas.openxmlformats.org/drawingml/2006/main" xmlns:pic="http://schemas.openxmlformats.org/drawingml/2006/picture">
-            <wp:extent cx="5040000" cy="3071250"/>
-            <wp:docPr id="11" name="Picture 11"/>
+            <wp:extent cx="5040000" cy="3150000"/>
+            <wp:docPr id="12" name="Picture 12"/>
             <wp:cNvGraphicFramePr>
               <a:graphicFrameLocks noChangeAspect="1"/>
             </wp:cNvGraphicFramePr>
@@ -4383,7 +4592,7 @@
                     <pic:cNvPicPr/>
                   </pic:nvPicPr>
                   <pic:blipFill>
-                    <a:blip r:embed="rId20"/>
+                    <a:blip r:embed="rId21"/>
                     <a:stretch>
                       <a:fillRect/>
                     </a:stretch>
@@ -4391,7 +4600,7 @@
                   <pic:spPr>
                     <a:xfrm>
                       <a:off x="0" y="0"/>
-                      <a:ext cx="5040000" cy="3071250"/>
+                      <a:ext cx="5040000" cy="3150000"/>
                     </a:xfrm>
                     <a:prstGeom prst="rect"/>
                   </pic:spPr>
@@ -4411,7 +4620,7 @@
           <w:b w:val="0"/>
           <w:i w:val="0"/>
         </w:rPr>
-        <w:t>Рисунок 11 – Запрос: клиенты по видам занятий (мужчины / женщины)</w:t>
+        <w:t>Рисунок 12 – Запрос: клиенты по видам занятий (мужчины / женщины)</w:t>
       </w:r>
     </w:p>
     <w:p>
@@ -4423,8 +4632,8 @@
       <w:r>
         <w:drawing>
           <wp:inline xmlns:a="http://schemas.openxmlformats.org/drawingml/2006/main" xmlns:pic="http://schemas.openxmlformats.org/drawingml/2006/picture">
-            <wp:extent cx="5040000" cy="3071250"/>
-            <wp:docPr id="12" name="Picture 12"/>
+            <wp:extent cx="5040000" cy="3150000"/>
+            <wp:docPr id="13" name="Picture 13"/>
             <wp:cNvGraphicFramePr>
               <a:graphicFrameLocks noChangeAspect="1"/>
             </wp:cNvGraphicFramePr>
@@ -4436,7 +4645,7 @@
                     <pic:cNvPicPr/>
                   </pic:nvPicPr>
                   <pic:blipFill>
-                    <a:blip r:embed="rId21"/>
+                    <a:blip r:embed="rId22"/>
                     <a:stretch>
                       <a:fillRect/>
                     </a:stretch>
@@ -4444,7 +4653,7 @@
                   <pic:spPr>
                     <a:xfrm>
                       <a:off x="0" y="0"/>
-                      <a:ext cx="5040000" cy="3071250"/>
+                      <a:ext cx="5040000" cy="3150000"/>
                     </a:xfrm>
                     <a:prstGeom prst="rect"/>
                   </pic:spPr>
@@ -4464,7 +4673,7 @@
           <w:b w:val="0"/>
           <w:i w:val="0"/>
         </w:rPr>
-        <w:t>Рисунок 12 – Расчёт стоимости занятий клиента со скидкой абонемента</w:t>
+        <w:t>Рисунок 13 – Расчёт стоимости занятий клиента со скидкой абонемента</w:t>
       </w:r>
     </w:p>
     <w:p>
@@ -4476,8 +4685,8 @@
       <w:r>
         <w:drawing>
           <wp:inline xmlns:a="http://schemas.openxmlformats.org/drawingml/2006/main" xmlns:pic="http://schemas.openxmlformats.org/drawingml/2006/picture">
-            <wp:extent cx="5040000" cy="3071250"/>
-            <wp:docPr id="13" name="Picture 13"/>
+            <wp:extent cx="5040000" cy="3150000"/>
+            <wp:docPr id="14" name="Picture 14"/>
             <wp:cNvGraphicFramePr>
               <a:graphicFrameLocks noChangeAspect="1"/>
             </wp:cNvGraphicFramePr>
@@ -4489,7 +4698,7 @@
                     <pic:cNvPicPr/>
                   </pic:nvPicPr>
                   <pic:blipFill>
-                    <a:blip r:embed="rId22"/>
+                    <a:blip r:embed="rId23"/>
                     <a:stretch>
                       <a:fillRect/>
                     </a:stretch>
@@ -4497,7 +4706,7 @@
                   <pic:spPr>
                     <a:xfrm>
                       <a:off x="0" y="0"/>
-                      <a:ext cx="5040000" cy="3071250"/>
+                      <a:ext cx="5040000" cy="3150000"/>
                     </a:xfrm>
                     <a:prstGeom prst="rect"/>
                   </pic:spPr>
@@ -4517,7 +4726,7 @@
           <w:b w:val="0"/>
           <w:i w:val="0"/>
         </w:rPr>
-        <w:t>Рисунок 13 – Выходной документ: расписание зала</w:t>
+        <w:t>Рисунок 14 – Выходной документ: расписание зала</w:t>
       </w:r>
     </w:p>
     <w:p>
@@ -4565,7 +4774,7 @@
           <w:b w:val="0"/>
           <w:i w:val="0"/>
         </w:rPr>
-        <w:t>Реализовано 58 автоматических тестов (таблица 5). Особое внимание уделено серверной логике: триггеры проверяются обращением к реальной БД, а не мокированием, включая граничные случаи — ровно 10 человек в группе, одиннадцатый, отменённая запись, повторная активация записи в заполненную группу.</w:t>
+        <w:t>Реализовано 63 автоматических теста (таблица 5). Особое внимание уделено серверной логике: триггеры проверяются обращением к реальной БД, а не мокированием, включая граничные случаи — ровно 10 человек в группе, одиннадцатый, отменённая запись, повторная активация записи в заполненную группу.</w:t>
       </w:r>
     </w:p>
     <w:p>
@@ -4740,7 +4949,7 @@
               <w:rPr>
                 <w:sz w:val="22"/>
               </w:rPr>
-              <w:t>12</w:t>
+              <w:t>14</w:t>
             </w:r>
           </w:p>
         </w:tc>
@@ -4846,7 +5055,7 @@
               <w:rPr>
                 <w:sz w:val="22"/>
               </w:rPr>
-              <w:t>23</w:t>
+              <w:t>26</w:t>
             </w:r>
           </w:p>
         </w:tc>
@@ -4863,7 +5072,7 @@
               <w:rPr>
                 <w:sz w:val="22"/>
               </w:rPr>
-              <w:t>Вход, неверный пароль, роли и 403, добавление оператора администратором, CRUD, переполненная группа в форме, значение 60 через форму, защита справочников от удаления, страницы запросов и отчёт</w:t>
+              <w:t>Вход, неверный пароль, роли и 403, добавление оператора администратором, CRUD, переполненная группа в форме, значение 60 через форму, защита справочников от удаления, страницы запросов, отчёт, расписание недели и диаграммы главной</w:t>
             </w:r>
           </w:p>
         </w:tc>
@@ -4885,7 +5094,7 @@
           <w:b w:val="0"/>
           <w:i w:val="0"/>
         </w:rPr>
-        <w:t>Результат: Ran 58 tests — OK. Покрытие кода (coverage.py) — 97 % (таблица 6).</w:t>
+        <w:t>Результат: Ran 63 tests — OK. Покрытие кода (coverage.py) — 98 % (таблица 6).</w:t>
       </w:r>
     </w:p>
     <w:p>
@@ -5167,7 +5376,7 @@
               <w:rPr>
                 <w:sz w:val="22"/>
               </w:rPr>
-              <w:t>37</w:t>
+              <w:t>46</w:t>
             </w:r>
           </w:p>
         </w:tc>
@@ -5201,7 +5410,7 @@
               <w:rPr>
                 <w:sz w:val="22"/>
               </w:rPr>
-              <w:t>97 %</w:t>
+              <w:t>98 %</w:t>
             </w:r>
           </w:p>
         </w:tc>
@@ -5237,7 +5446,7 @@
               <w:rPr>
                 <w:sz w:val="22"/>
               </w:rPr>
-              <w:t>109</w:t>
+              <w:t>118</w:t>
             </w:r>
           </w:p>
         </w:tc>
@@ -5271,7 +5480,7 @@
               <w:rPr>
                 <w:sz w:val="22"/>
               </w:rPr>
-              <w:t>94 %</w:t>
+              <w:t>95 %</w:t>
             </w:r>
           </w:p>
         </w:tc>
@@ -5447,7 +5656,7 @@
               <w:rPr>
                 <w:sz w:val="22"/>
               </w:rPr>
-              <w:t>414</w:t>
+              <w:t>839</w:t>
             </w:r>
           </w:p>
         </w:tc>
@@ -5464,7 +5673,7 @@
               <w:rPr>
                 <w:sz w:val="22"/>
               </w:rPr>
-              <w:t>12</w:t>
+              <w:t>14</w:t>
             </w:r>
           </w:p>
         </w:tc>
@@ -5481,7 +5690,7 @@
               <w:rPr>
                 <w:sz w:val="22"/>
               </w:rPr>
-              <w:t>97 %</w:t>
+              <w:t>98 %</w:t>
             </w:r>
           </w:p>
         </w:tc>
@@ -5510,7 +5719,7 @@
           <w:b w:val="0"/>
           <w:i w:val="0"/>
         </w:rPr>
-        <w:t>В репозитории настроен рабочий процесс GitHub Actions (.github/workflows/ci.yml). При каждом push в ветку main и при pull request на матрице Python 3.12 и 3.13 выполняются: установка зависимостей, python manage.py check, проверка актуальности миграций (makemigrations --check), запуск тестов с измерением покрытия и порогом 85 %. После успешных тестов на ветке main выполняется этап доставки: сборка архива релиза и публикация его артефактом сборки.</w:t>
+        <w:t>В репозитории настроен рабочий процесс GitHub Actions (.github/workflows/ci.yml). При каждом push в ветку main и при pull request на матрице (Python 3.9 с Django 4.2; Python 3.12 и 3.13 с Django 5.2) выполняются: установка зависимостей, python manage.py check, проверка актуальности миграций (makemigrations --check), запуск тестов с измерением покрытия и порогом 85 %. После успешных тестов на ветке main выполняется этап доставки: сборка архива релиза и публикация его артефактом сборки.</w:t>
       </w:r>
     </w:p>
     <w:p>
@@ -6346,7 +6555,7 @@
           <w:b w:val="0"/>
           <w:i w:val="0"/>
         </w:rPr>
-        <w:t>В ходе курсового проекта разработана информационная система учёта занятий и посещаемости спортивного клуба в соответствии с вариантом 10. Спроектирована и создана база данных с ограничениями и ссылочной целостностью; реализованы триггеры установки длительности занятия по умолчанию (60 минут) и ограничения группы десятью участниками; созданы авторизация, две роли, формы добавления, просмотра и редактирования данных, два запроса по заданию, расчёт стоимости занятий со скидкой по абонементу и выходной документ «Расписание зала». Система покрыта 58 автоматическими тестами (покрытие 97 %), для репозитория настроены CI/CD на GitHub Actions.</w:t>
+        <w:t>В ходе курсового проекта разработана информационная система учёта занятий и посещаемости спортивного клуба в соответствии с вариантом 10. Спроектирована и создана база данных с ограничениями и ссылочной целостностью; реализованы триггеры установки длительности занятия по умолчанию (60 минут) и ограничения группы десятью участниками; созданы авторизация, две роли, формы добавления, просмотра и редактирования данных, два запроса по заданию, расчёт стоимости занятий со скидкой по абонементу и выходной документ «Расписание зала». Система покрыта 63 автоматическими тестами (покрытие 98 %), для репозитория настроены CI/CD на GitHub Actions.</w:t>
       </w:r>
     </w:p>
     <w:p>
@@ -9508,7 +9717,7 @@
           <w:rFonts w:ascii="Courier New" w:hAnsi="Courier New" w:eastAsia="Courier New"/>
           <w:sz w:val="18"/>
         </w:rPr>
-        <w:t>from .models import Client, Enrollment, Group, Hall, Section, Subscription, Trainer, Visit</w:t>
+        <w:t>from .models import WEEKDAYS, Client, Enrollment, Group, Hall, Section, Subscription, Trainer, Visit</w:t>
       </w:r>
     </w:p>
     <w:p>
@@ -9833,7 +10042,98 @@
           <w:rFonts w:ascii="Courier New" w:hAnsi="Courier New" w:eastAsia="Courier New"/>
           <w:sz w:val="18"/>
         </w:rPr>
-        <w:t xml:space="preserve">        return render(request, 'club/home.html', {'stats': stats})</w:t>
+        <w:t xml:space="preserve">        fill = [{'name': str(g.section), 'hall': str(g.hall), 'when': f'{WEEKDAYS[g.weekday][:2]} {g.start_time:%H:%M}',</w:t>
+      </w:r>
+    </w:p>
+    <w:p>
+      <w:pPr>
+        <w:spacing w:line="240" w:lineRule="auto" w:after="0"/>
+        <w:jc w:val="left"/>
+      </w:pPr>
+      <w:r>
+        <w:rPr>
+          <w:rFonts w:ascii="Courier New" w:hAnsi="Courier New" w:eastAsia="Courier New"/>
+          <w:sz w:val="18"/>
+        </w:rPr>
+        <w:t xml:space="preserve">                 'n': g.clients, 'pct': g.clients * 10} for g in services.groups_with_client_counts()]</w:t>
+      </w:r>
+    </w:p>
+    <w:p>
+      <w:pPr>
+        <w:spacing w:line="240" w:lineRule="auto" w:after="0"/>
+        <w:jc w:val="left"/>
+      </w:pPr>
+      <w:r>
+        <w:rPr>
+          <w:rFonts w:ascii="Courier New" w:hAnsi="Courier New" w:eastAsia="Courier New"/>
+          <w:sz w:val="18"/>
+        </w:rPr>
+        <w:t xml:space="preserve">        by_gender = services.clients_by_section_and_gender()</w:t>
+      </w:r>
+    </w:p>
+    <w:p>
+      <w:pPr>
+        <w:spacing w:line="240" w:lineRule="auto" w:after="0"/>
+        <w:jc w:val="left"/>
+      </w:pPr>
+      <w:r>
+        <w:rPr>
+          <w:rFonts w:ascii="Courier New" w:hAnsi="Courier New" w:eastAsia="Courier New"/>
+          <w:sz w:val="18"/>
+        </w:rPr>
+        <w:t xml:space="preserve">        for row in by_gender:</w:t>
+      </w:r>
+    </w:p>
+    <w:p>
+      <w:pPr>
+        <w:spacing w:line="240" w:lineRule="auto" w:after="0"/>
+        <w:jc w:val="left"/>
+      </w:pPr>
+      <w:r>
+        <w:rPr>
+          <w:rFonts w:ascii="Courier New" w:hAnsi="Courier New" w:eastAsia="Courier New"/>
+          <w:sz w:val="18"/>
+        </w:rPr>
+        <w:t xml:space="preserve">            total = row['men'] + row['women']</w:t>
+      </w:r>
+    </w:p>
+    <w:p>
+      <w:pPr>
+        <w:spacing w:line="240" w:lineRule="auto" w:after="0"/>
+        <w:jc w:val="left"/>
+      </w:pPr>
+      <w:r>
+        <w:rPr>
+          <w:rFonts w:ascii="Courier New" w:hAnsi="Courier New" w:eastAsia="Courier New"/>
+          <w:sz w:val="18"/>
+        </w:rPr>
+        <w:t xml:space="preserve">            row['men_pct'] = round(row['men'] * 100 / total) if total else 0</w:t>
+      </w:r>
+    </w:p>
+    <w:p>
+      <w:pPr>
+        <w:spacing w:line="240" w:lineRule="auto" w:after="0"/>
+        <w:jc w:val="left"/>
+      </w:pPr>
+      <w:r>
+        <w:rPr>
+          <w:rFonts w:ascii="Courier New" w:hAnsi="Courier New" w:eastAsia="Courier New"/>
+          <w:sz w:val="18"/>
+        </w:rPr>
+        <w:t xml:space="preserve">            row['women_pct'] = 100 - row['men_pct'] if total else 0</w:t>
+      </w:r>
+    </w:p>
+    <w:p>
+      <w:pPr>
+        <w:spacing w:line="240" w:lineRule="auto" w:after="0"/>
+        <w:jc w:val="left"/>
+      </w:pPr>
+      <w:r>
+        <w:rPr>
+          <w:rFonts w:ascii="Courier New" w:hAnsi="Courier New" w:eastAsia="Courier New"/>
+          <w:sz w:val="18"/>
+        </w:rPr>
+        <w:t xml:space="preserve">        return render(request, 'club/home.html', {'stats': stats, 'fill': fill, 'by_gender': by_gender})</w:t>
       </w:r>
     </w:p>
     <w:p>
@@ -11407,6 +11707,71 @@
           <w:sz w:val="18"/>
         </w:rPr>
         <w:t xml:space="preserve">        return render(request, 'club/report.html', ctx)</w:t>
+      </w:r>
+    </w:p>
+    <w:p>
+      <w:pPr>
+        <w:spacing w:line="240" w:lineRule="auto" w:after="0"/>
+        <w:jc w:val="left"/>
+      </w:pPr>
+      <w:r>
+        <w:rPr>
+          <w:rFonts w:ascii="Courier New" w:hAnsi="Courier New" w:eastAsia="Courier New"/>
+          <w:sz w:val="18"/>
+        </w:rPr>
+        <w:t xml:space="preserve"> </w:t>
+      </w:r>
+    </w:p>
+    <w:p>
+      <w:pPr>
+        <w:spacing w:line="240" w:lineRule="auto" w:after="0"/>
+        <w:jc w:val="left"/>
+      </w:pPr>
+      <w:r>
+        <w:rPr>
+          <w:rFonts w:ascii="Courier New" w:hAnsi="Courier New" w:eastAsia="Courier New"/>
+          <w:sz w:val="18"/>
+        </w:rPr>
+        <w:t xml:space="preserve"> </w:t>
+      </w:r>
+    </w:p>
+    <w:p>
+      <w:pPr>
+        <w:spacing w:line="240" w:lineRule="auto" w:after="0"/>
+        <w:jc w:val="left"/>
+      </w:pPr>
+      <w:r>
+        <w:rPr>
+          <w:rFonts w:ascii="Courier New" w:hAnsi="Courier New" w:eastAsia="Courier New"/>
+          <w:sz w:val="18"/>
+        </w:rPr>
+        <w:t>class TimetableView(OperatorRequired, View):</w:t>
+      </w:r>
+    </w:p>
+    <w:p>
+      <w:pPr>
+        <w:spacing w:line="240" w:lineRule="auto" w:after="0"/>
+        <w:jc w:val="left"/>
+      </w:pPr>
+      <w:r>
+        <w:rPr>
+          <w:rFonts w:ascii="Courier New" w:hAnsi="Courier New" w:eastAsia="Courier New"/>
+          <w:sz w:val="18"/>
+        </w:rPr>
+        <w:t xml:space="preserve">    def get(self, request):</w:t>
+      </w:r>
+    </w:p>
+    <w:p>
+      <w:pPr>
+        <w:spacing w:line="240" w:lineRule="auto" w:after="0"/>
+        <w:jc w:val="left"/>
+      </w:pPr>
+      <w:r>
+        <w:rPr>
+          <w:rFonts w:ascii="Courier New" w:hAnsi="Courier New" w:eastAsia="Courier New"/>
+          <w:sz w:val="18"/>
+        </w:rPr>
+        <w:t xml:space="preserve">        return render(request, 'club/timetable.html', {'days': services.week_timetable()})</w:t>
       </w:r>
     </w:p>
     <w:p>
@@ -16466,6 +16831,188 @@
     </w:p>
     <w:p>
       <w:pPr>
+        <w:spacing w:line="240" w:lineRule="auto" w:after="0"/>
+        <w:jc w:val="left"/>
+      </w:pPr>
+      <w:r>
+        <w:rPr>
+          <w:rFonts w:ascii="Courier New" w:hAnsi="Courier New" w:eastAsia="Courier New"/>
+          <w:sz w:val="18"/>
+        </w:rPr>
+        <w:t xml:space="preserve"> </w:t>
+      </w:r>
+    </w:p>
+    <w:p>
+      <w:pPr>
+        <w:spacing w:line="240" w:lineRule="auto" w:after="0"/>
+        <w:jc w:val="left"/>
+      </w:pPr>
+      <w:r>
+        <w:rPr>
+          <w:rFonts w:ascii="Courier New" w:hAnsi="Courier New" w:eastAsia="Courier New"/>
+          <w:sz w:val="18"/>
+        </w:rPr>
+        <w:t xml:space="preserve"> </w:t>
+      </w:r>
+    </w:p>
+    <w:p>
+      <w:pPr>
+        <w:spacing w:line="240" w:lineRule="auto" w:after="0"/>
+        <w:jc w:val="left"/>
+      </w:pPr>
+      <w:r>
+        <w:rPr>
+          <w:rFonts w:ascii="Courier New" w:hAnsi="Courier New" w:eastAsia="Courier New"/>
+          <w:sz w:val="18"/>
+        </w:rPr>
+        <w:t>class TimetableTests(BaseTestCase):</w:t>
+      </w:r>
+    </w:p>
+    <w:p>
+      <w:pPr>
+        <w:spacing w:line="240" w:lineRule="auto" w:after="0"/>
+        <w:jc w:val="left"/>
+      </w:pPr>
+      <w:r>
+        <w:rPr>
+          <w:rFonts w:ascii="Courier New" w:hAnsi="Courier New" w:eastAsia="Courier New"/>
+          <w:sz w:val="18"/>
+        </w:rPr>
+        <w:t xml:space="preserve">    def test_week_has_seven_days_with_groups_in_time_order(self):</w:t>
+      </w:r>
+    </w:p>
+    <w:p>
+      <w:pPr>
+        <w:spacing w:line="240" w:lineRule="auto" w:after="0"/>
+        <w:jc w:val="left"/>
+      </w:pPr>
+      <w:r>
+        <w:rPr>
+          <w:rFonts w:ascii="Courier New" w:hAnsi="Courier New" w:eastAsia="Courier New"/>
+          <w:sz w:val="18"/>
+        </w:rPr>
+        <w:t xml:space="preserve">        from datetime import time</w:t>
+      </w:r>
+    </w:p>
+    <w:p>
+      <w:pPr>
+        <w:spacing w:line="240" w:lineRule="auto" w:after="0"/>
+        <w:jc w:val="left"/>
+      </w:pPr>
+      <w:r>
+        <w:rPr>
+          <w:rFonts w:ascii="Courier New" w:hAnsi="Courier New" w:eastAsia="Courier New"/>
+          <w:sz w:val="18"/>
+        </w:rPr>
+        <w:t xml:space="preserve">        self.make_group(weekday=0, start_time=time(8, 0))</w:t>
+      </w:r>
+    </w:p>
+    <w:p>
+      <w:pPr>
+        <w:spacing w:line="240" w:lineRule="auto" w:after="0"/>
+        <w:jc w:val="left"/>
+      </w:pPr>
+      <w:r>
+        <w:rPr>
+          <w:rFonts w:ascii="Courier New" w:hAnsi="Courier New" w:eastAsia="Courier New"/>
+          <w:sz w:val="18"/>
+        </w:rPr>
+        <w:t xml:space="preserve">        days = services.week_timetable()</w:t>
+      </w:r>
+    </w:p>
+    <w:p>
+      <w:pPr>
+        <w:spacing w:line="240" w:lineRule="auto" w:after="0"/>
+        <w:jc w:val="left"/>
+      </w:pPr>
+      <w:r>
+        <w:rPr>
+          <w:rFonts w:ascii="Courier New" w:hAnsi="Courier New" w:eastAsia="Courier New"/>
+          <w:sz w:val="18"/>
+        </w:rPr>
+        <w:t xml:space="preserve">        self.assertEqual(len(days), 7)</w:t>
+      </w:r>
+    </w:p>
+    <w:p>
+      <w:pPr>
+        <w:spacing w:line="240" w:lineRule="auto" w:after="0"/>
+        <w:jc w:val="left"/>
+      </w:pPr>
+      <w:r>
+        <w:rPr>
+          <w:rFonts w:ascii="Courier New" w:hAnsi="Courier New" w:eastAsia="Courier New"/>
+          <w:sz w:val="18"/>
+        </w:rPr>
+        <w:t xml:space="preserve">        self.assertEqual([g.start_time for g in days[0]['groups']], [time(8, 0), time(9, 0)])</w:t>
+      </w:r>
+    </w:p>
+    <w:p>
+      <w:pPr>
+        <w:spacing w:line="240" w:lineRule="auto" w:after="0"/>
+        <w:jc w:val="left"/>
+      </w:pPr>
+      <w:r>
+        <w:rPr>
+          <w:rFonts w:ascii="Courier New" w:hAnsi="Courier New" w:eastAsia="Courier New"/>
+          <w:sz w:val="18"/>
+        </w:rPr>
+        <w:t xml:space="preserve">        self.assertEqual(days[3]['groups'], [])</w:t>
+      </w:r>
+    </w:p>
+    <w:p>
+      <w:pPr>
+        <w:spacing w:line="240" w:lineRule="auto" w:after="0"/>
+        <w:jc w:val="left"/>
+      </w:pPr>
+      <w:r>
+        <w:rPr>
+          <w:rFonts w:ascii="Courier New" w:hAnsi="Courier New" w:eastAsia="Courier New"/>
+          <w:sz w:val="18"/>
+        </w:rPr>
+        <w:t xml:space="preserve"> </w:t>
+      </w:r>
+    </w:p>
+    <w:p>
+      <w:pPr>
+        <w:spacing w:line="240" w:lineRule="auto" w:after="0"/>
+        <w:jc w:val="left"/>
+      </w:pPr>
+      <w:r>
+        <w:rPr>
+          <w:rFonts w:ascii="Courier New" w:hAnsi="Courier New" w:eastAsia="Courier New"/>
+          <w:sz w:val="18"/>
+        </w:rPr>
+        <w:t xml:space="preserve">    def test_group_color_depends_on_section(self):</w:t>
+      </w:r>
+    </w:p>
+    <w:p>
+      <w:pPr>
+        <w:spacing w:line="240" w:lineRule="auto" w:after="0"/>
+        <w:jc w:val="left"/>
+      </w:pPr>
+      <w:r>
+        <w:rPr>
+          <w:rFonts w:ascii="Courier New" w:hAnsi="Courier New" w:eastAsia="Courier New"/>
+          <w:sz w:val="18"/>
+        </w:rPr>
+        <w:t xml:space="preserve">        days = services.week_timetable()</w:t>
+      </w:r>
+    </w:p>
+    <w:p>
+      <w:pPr>
+        <w:spacing w:line="240" w:lineRule="auto" w:after="0"/>
+        <w:jc w:val="left"/>
+      </w:pPr>
+      <w:r>
+        <w:rPr>
+          <w:rFonts w:ascii="Courier New" w:hAnsi="Courier New" w:eastAsia="Courier New"/>
+          <w:sz w:val="18"/>
+        </w:rPr>
+        <w:t xml:space="preserve">        self.assertEqual(days[0]['groups'][0].color, self.swim.pk % 6)</w:t>
+      </w:r>
+    </w:p>
+    <w:p>
+      <w:pPr>
         <w:keepNext/>
         <w:jc w:val="left"/>
       </w:pPr>
@@ -18477,6 +19024,279 @@
           <w:sz w:val="18"/>
         </w:rPr>
         <w:t xml:space="preserve">        self.assertContains(self.client.get(reverse('club:client_cost', args=[c.pk])), 'Итого')</w:t>
+      </w:r>
+    </w:p>
+    <w:p>
+      <w:pPr>
+        <w:spacing w:line="240" w:lineRule="auto" w:after="0"/>
+        <w:jc w:val="left"/>
+      </w:pPr>
+      <w:r>
+        <w:rPr>
+          <w:rFonts w:ascii="Courier New" w:hAnsi="Courier New" w:eastAsia="Courier New"/>
+          <w:sz w:val="18"/>
+        </w:rPr>
+        <w:t xml:space="preserve"> </w:t>
+      </w:r>
+    </w:p>
+    <w:p>
+      <w:pPr>
+        <w:spacing w:line="240" w:lineRule="auto" w:after="0"/>
+        <w:jc w:val="left"/>
+      </w:pPr>
+      <w:r>
+        <w:rPr>
+          <w:rFonts w:ascii="Courier New" w:hAnsi="Courier New" w:eastAsia="Courier New"/>
+          <w:sz w:val="18"/>
+        </w:rPr>
+        <w:t xml:space="preserve"> </w:t>
+      </w:r>
+    </w:p>
+    <w:p>
+      <w:pPr>
+        <w:spacing w:line="240" w:lineRule="auto" w:after="0"/>
+        <w:jc w:val="left"/>
+      </w:pPr>
+      <w:r>
+        <w:rPr>
+          <w:rFonts w:ascii="Courier New" w:hAnsi="Courier New" w:eastAsia="Courier New"/>
+          <w:sz w:val="18"/>
+        </w:rPr>
+        <w:t>class TimetableAndDashboardTests(BaseTestCase):</w:t>
+      </w:r>
+    </w:p>
+    <w:p>
+      <w:pPr>
+        <w:spacing w:line="240" w:lineRule="auto" w:after="0"/>
+        <w:jc w:val="left"/>
+      </w:pPr>
+      <w:r>
+        <w:rPr>
+          <w:rFonts w:ascii="Courier New" w:hAnsi="Courier New" w:eastAsia="Courier New"/>
+          <w:sz w:val="18"/>
+        </w:rPr>
+        <w:t xml:space="preserve">    def test_timetable_page(self):</w:t>
+      </w:r>
+    </w:p>
+    <w:p>
+      <w:pPr>
+        <w:spacing w:line="240" w:lineRule="auto" w:after="0"/>
+        <w:jc w:val="left"/>
+      </w:pPr>
+      <w:r>
+        <w:rPr>
+          <w:rFonts w:ascii="Courier New" w:hAnsi="Courier New" w:eastAsia="Courier New"/>
+          <w:sz w:val="18"/>
+        </w:rPr>
+        <w:t xml:space="preserve">        self.login(self.operator)</w:t>
+      </w:r>
+    </w:p>
+    <w:p>
+      <w:pPr>
+        <w:spacing w:line="240" w:lineRule="auto" w:after="0"/>
+        <w:jc w:val="left"/>
+      </w:pPr>
+      <w:r>
+        <w:rPr>
+          <w:rFonts w:ascii="Courier New" w:hAnsi="Courier New" w:eastAsia="Courier New"/>
+          <w:sz w:val="18"/>
+        </w:rPr>
+        <w:t xml:space="preserve">        r = self.client.get(reverse('club:timetable'))</w:t>
+      </w:r>
+    </w:p>
+    <w:p>
+      <w:pPr>
+        <w:spacing w:line="240" w:lineRule="auto" w:after="0"/>
+        <w:jc w:val="left"/>
+      </w:pPr>
+      <w:r>
+        <w:rPr>
+          <w:rFonts w:ascii="Courier New" w:hAnsi="Courier New" w:eastAsia="Courier New"/>
+          <w:sz w:val="18"/>
+        </w:rPr>
+        <w:t xml:space="preserve">        self.assertContains(r, 'Понедельник')</w:t>
+      </w:r>
+    </w:p>
+    <w:p>
+      <w:pPr>
+        <w:spacing w:line="240" w:lineRule="auto" w:after="0"/>
+        <w:jc w:val="left"/>
+      </w:pPr>
+      <w:r>
+        <w:rPr>
+          <w:rFonts w:ascii="Courier New" w:hAnsi="Courier New" w:eastAsia="Courier New"/>
+          <w:sz w:val="18"/>
+        </w:rPr>
+        <w:t xml:space="preserve">        self.assertContains(r, '09:00–10:00')</w:t>
+      </w:r>
+    </w:p>
+    <w:p>
+      <w:pPr>
+        <w:spacing w:line="240" w:lineRule="auto" w:after="0"/>
+        <w:jc w:val="left"/>
+      </w:pPr>
+      <w:r>
+        <w:rPr>
+          <w:rFonts w:ascii="Courier New" w:hAnsi="Courier New" w:eastAsia="Courier New"/>
+          <w:sz w:val="18"/>
+        </w:rPr>
+        <w:t xml:space="preserve"> </w:t>
+      </w:r>
+    </w:p>
+    <w:p>
+      <w:pPr>
+        <w:spacing w:line="240" w:lineRule="auto" w:after="0"/>
+        <w:jc w:val="left"/>
+      </w:pPr>
+      <w:r>
+        <w:rPr>
+          <w:rFonts w:ascii="Courier New" w:hAnsi="Courier New" w:eastAsia="Courier New"/>
+          <w:sz w:val="18"/>
+        </w:rPr>
+        <w:t xml:space="preserve">    def test_timetable_requires_login(self):</w:t>
+      </w:r>
+    </w:p>
+    <w:p>
+      <w:pPr>
+        <w:spacing w:line="240" w:lineRule="auto" w:after="0"/>
+        <w:jc w:val="left"/>
+      </w:pPr>
+      <w:r>
+        <w:rPr>
+          <w:rFonts w:ascii="Courier New" w:hAnsi="Courier New" w:eastAsia="Courier New"/>
+          <w:sz w:val="18"/>
+        </w:rPr>
+        <w:t xml:space="preserve">        self.assertEqual(self.client.get(reverse('club:timetable')).status_code, 302)</w:t>
+      </w:r>
+    </w:p>
+    <w:p>
+      <w:pPr>
+        <w:spacing w:line="240" w:lineRule="auto" w:after="0"/>
+        <w:jc w:val="left"/>
+      </w:pPr>
+      <w:r>
+        <w:rPr>
+          <w:rFonts w:ascii="Courier New" w:hAnsi="Courier New" w:eastAsia="Courier New"/>
+          <w:sz w:val="18"/>
+        </w:rPr>
+        <w:t xml:space="preserve"> </w:t>
+      </w:r>
+    </w:p>
+    <w:p>
+      <w:pPr>
+        <w:spacing w:line="240" w:lineRule="auto" w:after="0"/>
+        <w:jc w:val="left"/>
+      </w:pPr>
+      <w:r>
+        <w:rPr>
+          <w:rFonts w:ascii="Courier New" w:hAnsi="Courier New" w:eastAsia="Courier New"/>
+          <w:sz w:val="18"/>
+        </w:rPr>
+        <w:t xml:space="preserve">    def test_home_dashboard_bars(self):</w:t>
+      </w:r>
+    </w:p>
+    <w:p>
+      <w:pPr>
+        <w:spacing w:line="240" w:lineRule="auto" w:after="0"/>
+        <w:jc w:val="left"/>
+      </w:pPr>
+      <w:r>
+        <w:rPr>
+          <w:rFonts w:ascii="Courier New" w:hAnsi="Courier New" w:eastAsia="Courier New"/>
+          <w:sz w:val="18"/>
+        </w:rPr>
+        <w:t xml:space="preserve">        Enrollment.objects.create(client=self.make_client(1, 'M'), group=self.group, status='active')</w:t>
+      </w:r>
+    </w:p>
+    <w:p>
+      <w:pPr>
+        <w:spacing w:line="240" w:lineRule="auto" w:after="0"/>
+        <w:jc w:val="left"/>
+      </w:pPr>
+      <w:r>
+        <w:rPr>
+          <w:rFonts w:ascii="Courier New" w:hAnsi="Courier New" w:eastAsia="Courier New"/>
+          <w:sz w:val="18"/>
+        </w:rPr>
+        <w:t xml:space="preserve">        Enrollment.objects.create(client=self.make_client(2, 'F'), group=self.group, status='active')</w:t>
+      </w:r>
+    </w:p>
+    <w:p>
+      <w:pPr>
+        <w:spacing w:line="240" w:lineRule="auto" w:after="0"/>
+        <w:jc w:val="left"/>
+      </w:pPr>
+      <w:r>
+        <w:rPr>
+          <w:rFonts w:ascii="Courier New" w:hAnsi="Courier New" w:eastAsia="Courier New"/>
+          <w:sz w:val="18"/>
+        </w:rPr>
+        <w:t xml:space="preserve">        self.login(self.operator)</w:t>
+      </w:r>
+    </w:p>
+    <w:p>
+      <w:pPr>
+        <w:spacing w:line="240" w:lineRule="auto" w:after="0"/>
+        <w:jc w:val="left"/>
+      </w:pPr>
+      <w:r>
+        <w:rPr>
+          <w:rFonts w:ascii="Courier New" w:hAnsi="Courier New" w:eastAsia="Courier New"/>
+          <w:sz w:val="18"/>
+        </w:rPr>
+        <w:t xml:space="preserve">        r = self.client.get('/')</w:t>
+      </w:r>
+    </w:p>
+    <w:p>
+      <w:pPr>
+        <w:spacing w:line="240" w:lineRule="auto" w:after="0"/>
+        <w:jc w:val="left"/>
+      </w:pPr>
+      <w:r>
+        <w:rPr>
+          <w:rFonts w:ascii="Courier New" w:hAnsi="Courier New" w:eastAsia="Courier New"/>
+          <w:sz w:val="18"/>
+        </w:rPr>
+        <w:t xml:space="preserve">        self.assertContains(r, 'Заполненность групп')</w:t>
+      </w:r>
+    </w:p>
+    <w:p>
+      <w:pPr>
+        <w:spacing w:line="240" w:lineRule="auto" w:after="0"/>
+        <w:jc w:val="left"/>
+      </w:pPr>
+      <w:r>
+        <w:rPr>
+          <w:rFonts w:ascii="Courier New" w:hAnsi="Courier New" w:eastAsia="Courier New"/>
+          <w:sz w:val="18"/>
+        </w:rPr>
+        <w:t xml:space="preserve">        row = next(x for x in r.context['by_gender'] if x['section'] == 'Плавание')</w:t>
+      </w:r>
+    </w:p>
+    <w:p>
+      <w:pPr>
+        <w:spacing w:line="240" w:lineRule="auto" w:after="0"/>
+        <w:jc w:val="left"/>
+      </w:pPr>
+      <w:r>
+        <w:rPr>
+          <w:rFonts w:ascii="Courier New" w:hAnsi="Courier New" w:eastAsia="Courier New"/>
+          <w:sz w:val="18"/>
+        </w:rPr>
+        <w:t xml:space="preserve">        self.assertEqual((row['men_pct'], row['women_pct']), (50, 50))</w:t>
+      </w:r>
+    </w:p>
+    <w:p>
+      <w:pPr>
+        <w:spacing w:line="240" w:lineRule="auto" w:after="0"/>
+        <w:jc w:val="left"/>
+      </w:pPr>
+      <w:r>
+        <w:rPr>
+          <w:rFonts w:ascii="Courier New" w:hAnsi="Courier New" w:eastAsia="Courier New"/>
+          <w:sz w:val="18"/>
+        </w:rPr>
+        <w:t xml:space="preserve">        self.assertEqual(r.context['fill'][0]['pct'], 20)</w:t>
       </w:r>
     </w:p>
     <w:sectPr>

--- a/docs/Курсовой_Спортивный_клуб.docx
+++ b/docs/Курсовой_Спортивный_клуб.docx
@@ -333,7 +333,7 @@
           <w:b w:val="0"/>
           <w:i w:val="0"/>
         </w:rPr>
-        <w:t>Спортивный клуб ежедневно работает с большим числом клиентов, тренеров и залов: нужно вести картотеку клиентов, записывать их на занятия, следить за наполняемостью групп, составлять расписание, фиксировать посещения и считать стоимость занятий с учётом скидок по абонементам. Ведение этих данных вручную или в разрозненных таблицах приводит к ошибкам: переполненным группам, потерянным записям, неверным расчётам.</w:t>
+        <w:t>В спортивном клубе много клиентов, тренеров и залов. Нужно вести список клиентов, записывать их на занятия, следить за заполненностью групп, составлять расписание, отмечать посещения и считать стоимость с учётом скидок по абонементам. Если делать это вручную или в разных таблицах, появляются ошибки: группы переполняются, записи теряются, скидки считаются неверно.</w:t>
       </w:r>
     </w:p>
     <w:p>
@@ -346,7 +346,7 @@
           <w:b w:val="0"/>
           <w:i w:val="0"/>
         </w:rPr>
-        <w:t>Цель курсового проекта — разработать информационную систему, автоматизирующую учёт клиентов, записи на занятия, расписание, посещаемость и расчёт стоимости занятий спортивного клуба. Работа выполняется по варианту 10 задания «Спортивный клуб» и включает серверную часть (база данных с ограничениями и триггерами) и клиентскую часть (приложение с авторизацией, ролями, формами, запросами и выходным документом).</w:t>
+        <w:t>Цель курсового проекта — разработать информационную систему для учёта клиентов, записей на занятия, расписания, посещаемости и стоимости занятий спортивного клуба. Работа выполнена по варианту 10 «Спортивный клуб». Она состоит из серверной части (база данных с ограничениями и триггерами) и приложения с авторизацией, ролями, формами, запросами и выходным документом.</w:t>
       </w:r>
     </w:p>
     <w:p>
@@ -443,7 +443,7 @@
           <w:b w:val="0"/>
           <w:i w:val="0"/>
         </w:rPr>
-        <w:t>Объект исследования — процесс обслуживания клиентов спортивного клуба; предмет — программный модуль учёта занятий и посещаемости. Проект выполнен на Python 3.12+ с использованием фреймворка Django 5.2 и СУБД SQLite; исходный код размещён в репозитории GitHub (Uzalov-Gamid/sport-club), история разработки ведётся серией небольших коммитов.</w:t>
+        <w:t>Объект исследования — процесс обслуживания клиентов спортивного клуба; предмет — программный модуль учёта занятий и посещаемости. Проект написан на Python с фреймворком Django и СУБД SQLite, исходный код лежит в репозитории GitHub (Uzalov-Gamid/sport-club).</w:t>
       </w:r>
     </w:p>
     <w:p>
@@ -477,7 +477,7 @@
           <w:b w:val="0"/>
           <w:i w:val="0"/>
         </w:rPr>
-        <w:t>Администратор спортивного клуба ведёт учёт клиентов, осуществляет предварительную запись клиентов на занятия, формирует расписание занятий тренеров и клиентов, регистрирует посещение клиентами занятий и рассчитывает стоимость занятий для каждого клиента. О клиенте известны фамилия, имя, отчество, пол, дата рождения и контактный телефон. Клиент записывается в одну или несколько секций (плавание, гимнастика и т. п.). Для клиента назначается время занятий (в минутах) в соответствии с расписанием тренеров по нужной секции. Каждое занятие имеет определённую стоимость. В одну группу занятий к одному тренеру на одно и то же время может записаться не более 10 человек. Постоянный клиент может получить абонемент на посещение клуба со скидкой на оплату от 3 до 10 %.</w:t>
+        <w:t>Администратор спортивного клуба ведёт учёт клиентов, предварительно записывает их на занятия, составляет расписание тренеров и клиентов, отмечает посещения и считает стоимость занятий для каждого клиента. О клиенте известны фамилия, имя, отчество, пол, дата рождения и контактный телефон. Клиент записывается в одну или несколько секций (плавание, гимнастика и т. п.). Для клиента назначается время занятий (в минутах) в соответствии с расписанием тренеров по нужной секции. Каждое занятие имеет определённую стоимость. В одну группу занятий к одному тренеру на одно и то же время может записаться не более 10 человек. Постоянный клиент может получить абонемент на посещение клуба со скидкой на оплату от 3 до 10 %.</w:t>
       </w:r>
     </w:p>
     <w:p>
@@ -1337,7 +1337,7 @@
           <w:b w:val="0"/>
           <w:i w:val="0"/>
         </w:rPr>
-        <w:t>Выбран Python 3.9+ с фреймворком Django (поддерживаются 4.2 LTS и 5.2) и СУБД SQLite — набор, используемый в курсе. Django предоставляет ORM, миграции, систему аутентификации и групп, защиту от CSRF/XSS/SQL-инъекций и тестовый клиент. SQLite поддерживает триггеры и CHECK-ограничения, что позволяет реализовать серверную часть задания средствами самой СУБД. Тестирование выполняется встроенным раннером Django, покрытие измеряется coverage.py, CI — GitHub Actions.</w:t>
+        <w:t>Я выбрал Python 3.9+ с фреймворком Django (работает с версиями 4.2 LTS и 5.2) и СУБД SQLite, как в курсе. В Django уже есть ORM, миграции, аутентификация с группами, защита от CSRF, XSS и SQL-инъекций и тестовый клиент. SQLite поддерживает триггеры и CHECK-ограничения, поэтому серверную часть задания можно сделать средствами самой СУБД. Тесты запускаются встроенным раннером Django, покрытие считает coverage.py, CI сделан на GitHub Actions.</w:t>
       </w:r>
     </w:p>
     <w:p>
@@ -1371,7 +1371,7 @@
           <w:b w:val="0"/>
           <w:i w:val="0"/>
         </w:rPr>
-        <w:t>Приложение построено по шаблону MTV (Model–Template–View) и разделено на слои: модели и миграции (структура БД, триггеры), сервисы (запросы и расчёты без привязки к HTTP), формы (валидация), представления (права доступа, разбор запроса) и шаблоны. Роли вынесены в отдельный модуль roles.py. Такое разделение позволяет тестировать бизнес-логику независимо от интерфейса.</w:t>
+        <w:t>Приложение сделано по шаблону MTV (Model–Template–View). Модели и миграции описывают структуру БД и триггеры, сервисы выполняют запросы и расчёты, формы проверяют ввод, представления проверяют права доступа и обрабатывают запросы, а шаблоны отвечают за вид страниц. Роли вынесены в модуль roles.py. Так бизнес-логику можно тестировать отдельно от интерфейса.</w:t>
       </w:r>
     </w:p>
     <w:p>
@@ -1976,7 +1976,7 @@
           <w:b w:val="0"/>
           <w:i w:val="0"/>
         </w:rPr>
-        <w:t>Ссылочная целостность обеспечивается внешними ключами. Секцию, тренера, зал с существующими группами удалить нельзя (PROTECT) — это защищает расписание от потери данных. При удалении клиента каскадно удаляются его записи, абонементы и посещения. Неправильные значения отсекаются на уровне СУБД: CHECK на скидку и даты абонемента, UNIQUE на повторную запись клиента в одну группу и на повторное посещение в один день.</w:t>
+        <w:t>Связи между таблицами заданы внешними ключами. Секцию, тренера или зал, у которых есть группы, удалить нельзя (PROTECT), чтобы не потерять расписание. При удалении клиента каскадно удаляются его записи, абонементы и посещения. Неправильные значения отсекаются на уровне СУБД: CHECK на скидку и даты абонемента, UNIQUE на повторную запись клиента в одну группу и на повторное посещение в один день.</w:t>
       </w:r>
     </w:p>
     <w:p>
@@ -2023,7 +2023,7 @@
           <w:b w:val="0"/>
           <w:i w:val="0"/>
         </w:rPr>
-        <w:t>Триггер А (формирование первичных ключей): в СУБД семейства Firebird/Oracle ключи формируются генератором (последовательностью) и триггером BEFORE INSERT. В SQLite эту функцию выполняет встроенный механизм автоинкремента: столбец INTEGER PRIMARY KEY AUTOINCREMENT получает уникальное возрастающее значение при вставке, поэтому все таблицы создаются с таким ключом, и отдельный триггер не нужен. Это сознательное отклонение от формулировки задания, обусловленное выбранной СУБД.</w:t>
+        <w:t>Триггер А (формирование первичных ключей): в СУБД семейства Firebird/Oracle ключи формируются генератором (последовательностью) и триггером BEFORE INSERT. В SQLite эту функцию выполняет встроенный механизм автоинкремента: столбец INTEGER PRIMARY KEY AUTOINCREMENT получает уникальное возрастающее значение при вставке, поэтому все таблицы создаются с таким ключом, и отдельный триггер не нужен. Это отличие от формулировки задания, связанное с выбранной СУБД.</w:t>
       </w:r>
     </w:p>
     <w:p>
@@ -2065,7 +2065,7 @@
           <w:b w:val="0"/>
           <w:i w:val="0"/>
         </w:rPr>
-        <w:t>Главная форма — меню с плитками переходов; набор плиток зависит от роли. Для каждой таблицы создан набор форм: список с постраничным выводом, добавление, редактирование и удаление. Выходной документ проектируется по образцу из задания: заголовок «Зал №…» и дата распечатки; затем для каждого дня недели строки «Начало занятия – Окончание занятия – Группа». Окончание вычисляется как начало плюс длительность.</w:t>
+        <w:t>Главная страница показывает общие цифры и диаграммы, а меню слева зависит от роли. Для каждой таблицы создан набор форм: список с постраничным выводом, добавление, редактирование и удаление. Выходной документ проектируется по образцу из задания: заголовок «Зал №…» и дата распечатки; затем для каждого дня недели строки «Начало занятия – Окончание занятия – Группа». Окончание вычисляется как начало плюс длительность.</w:t>
       </w:r>
     </w:p>
     <w:p>
@@ -4029,7 +4029,7 @@
           <w:b w:val="0"/>
           <w:i w:val="0"/>
         </w:rPr>
-        <w:t>Вход выполняется стандартной формой Django. Миксины OperatorRequired и AdminRequired проверяют роль пользователя. Универсальная фабрика build_views по описанию таблицы (модель, форма, колонки, уровень доступа) создаёт четыре представления — список, добавление, редактирование, удаление — что исключило дублирование кода для восьми таблиц. Ошибки ограничений БД перехватываются и показываются пользователю в форме.</w:t>
+        <w:t>Вход выполняется стандартной формой Django. Миксины OperatorRequired и AdminRequired проверяют роль пользователя. Универсальная фабрика build_views по описанию таблицы (модель, форма, колонки, уровень доступа) создаёт четыре представления — список, добавление, редактирование, удаление — поэтому код не повторяется для восьми таблиц. Ошибки ограничений БД перехватываются и показываются пользователю в форме.</w:t>
       </w:r>
     </w:p>
     <w:p>
@@ -4774,7 +4774,7 @@
           <w:b w:val="0"/>
           <w:i w:val="0"/>
         </w:rPr>
-        <w:t>Реализовано 63 автоматических теста (таблица 5). Особое внимание уделено серверной логике: триггеры проверяются обращением к реальной БД, а не мокированием, включая граничные случаи — ровно 10 человек в группе, одиннадцатый, отменённая запись, повторная активация записи в заполненную группу.</w:t>
+        <w:t>Реализовано 63 автоматических теста (таблица 5). Основное внимание я уделил серверной логике: триггеры проверяются обращением к реальной БД, а не мокированием, включая граничные случаи — ровно 10 человек в группе, одиннадцатый, отменённая запись, повторная активация записи в заполненную группу.</w:t>
       </w:r>
     </w:p>
     <w:p>
@@ -6568,7 +6568,7 @@
           <w:b w:val="0"/>
           <w:i w:val="0"/>
         </w:rPr>
-        <w:t>Отдельно отмечено отклонение от текста задания: триггер формирования первичных ключей заменён встроенным автоинкрементом SQLite, выполняющим ту же функцию. Проект может быть расширен отчётностью и уведомлениями и использован в реальном клубе после настройки окружения.</w:t>
+        <w:t>Отдельно отмечено отклонение от текста задания: триггер формирования первичных ключей заменён встроенным автоинкрементом SQLite, выполняющим ту же функцию. В дальнейшем систему можно дополнить отчётами и уведомлениями.</w:t>
       </w:r>
     </w:p>
     <w:p>
